--- a/doc/詩/現代詩/余光中/余光中-鄉愁.docx
+++ b/doc/詩/現代詩/余光中/余光中-鄉愁.docx
@@ -1,6 +1,6 @@
 
 <file path=word/document.xml><?xml version="1.0" encoding="utf-8"?>
-<w:document xmlns:wpc="http://schemas.microsoft.com/office/word/2010/wordprocessingCanvas" xmlns:cx="http://schemas.microsoft.com/office/drawing/2014/chartex" xmlns:cx1="http://schemas.microsoft.com/office/drawing/2015/9/8/chartex" xmlns:cx2="http://schemas.microsoft.com/office/drawing/2015/10/21/chartex" xmlns:cx3="http://schemas.microsoft.com/office/drawing/2016/5/9/chartex" xmlns:cx4="http://schemas.microsoft.com/office/drawing/2016/5/10/chartex" xmlns:cx5="http://schemas.microsoft.com/office/drawing/2016/5/11/chartex" xmlns:cx6="http://schemas.microsoft.com/office/drawing/2016/5/12/chartex" xmlns:cx7="http://schemas.microsoft.com/office/drawing/2016/5/13/chartex" xmlns:cx8="http://schemas.microsoft.com/office/drawing/2016/5/14/chartex" xmlns:mc="http://schemas.openxmlformats.org/markup-compatibility/2006" xmlns:aink="http://schemas.microsoft.com/office/drawing/2016/ink" xmlns:am3d="http://schemas.microsoft.com/office/drawing/2017/model3d" xmlns:o="urn:schemas-microsoft-com:office:office" xmlns:oel="http://schemas.microsoft.com/office/2019/extlst" xmlns:r="http://schemas.openxmlformats.org/officeDocument/2006/relationships" xmlns:m="http://schemas.openxmlformats.org/officeDocument/2006/math" xmlns:v="urn:schemas-microsoft-com:vml" xmlns:wp14="http://schemas.microsoft.com/office/word/2010/wordprocessingDrawing" xmlns:wp="http://schemas.openxmlformats.org/drawingml/2006/wordprocessingDrawing" xmlns:w10="urn:schemas-microsoft-com:office:word" xmlns:w="http://schemas.openxmlformats.org/wordprocessingml/2006/main" xmlns:w14="http://schemas.microsoft.com/office/word/2010/wordml" xmlns:w15="http://schemas.microsoft.com/office/word/2012/wordml" xmlns:w16cex="http://schemas.microsoft.com/office/word/2018/wordml/cex" xmlns:w16cid="http://schemas.microsoft.com/office/word/2016/wordml/cid" xmlns:w16="http://schemas.microsoft.com/office/word/2018/wordml" xmlns:w16sdtdh="http://schemas.microsoft.com/office/word/2020/wordml/sdtdatahash" xmlns:w16se="http://schemas.microsoft.com/office/word/2015/wordml/symex" xmlns:wpg="http://schemas.microsoft.com/office/word/2010/wordprocessingGroup" xmlns:wpi="http://schemas.microsoft.com/office/word/2010/wordprocessingInk" xmlns:wne="http://schemas.microsoft.com/office/word/2006/wordml" xmlns:wps="http://schemas.microsoft.com/office/word/2010/wordprocessingShape" mc:Ignorable="w14 w15 w16se w16cid w16 w16cex w16sdtdh wp14">
+<w:document xmlns:wpc="http://schemas.microsoft.com/office/word/2010/wordprocessingCanvas" xmlns:cx="http://schemas.microsoft.com/office/drawing/2014/chartex" xmlns:cx1="http://schemas.microsoft.com/office/drawing/2015/9/8/chartex" xmlns:cx2="http://schemas.microsoft.com/office/drawing/2015/10/21/chartex" xmlns:cx3="http://schemas.microsoft.com/office/drawing/2016/5/9/chartex" xmlns:cx4="http://schemas.microsoft.com/office/drawing/2016/5/10/chartex" xmlns:cx5="http://schemas.microsoft.com/office/drawing/2016/5/11/chartex" xmlns:cx6="http://schemas.microsoft.com/office/drawing/2016/5/12/chartex" xmlns:cx7="http://schemas.microsoft.com/office/drawing/2016/5/13/chartex" xmlns:cx8="http://schemas.microsoft.com/office/drawing/2016/5/14/chartex" xmlns:mc="http://schemas.openxmlformats.org/markup-compatibility/2006" xmlns:aink="http://schemas.microsoft.com/office/drawing/2016/ink" xmlns:am3d="http://schemas.microsoft.com/office/drawing/2017/model3d" xmlns:o="urn:schemas-microsoft-com:office:office" xmlns:r="http://schemas.openxmlformats.org/officeDocument/2006/relationships" xmlns:m="http://schemas.openxmlformats.org/officeDocument/2006/math" xmlns:v="urn:schemas-microsoft-com:vml" xmlns:wp14="http://schemas.microsoft.com/office/word/2010/wordprocessingDrawing" xmlns:wp="http://schemas.openxmlformats.org/drawingml/2006/wordprocessingDrawing" xmlns:w10="urn:schemas-microsoft-com:office:word" xmlns:w="http://schemas.openxmlformats.org/wordprocessingml/2006/main" xmlns:w14="http://schemas.microsoft.com/office/word/2010/wordml" xmlns:w15="http://schemas.microsoft.com/office/word/2012/wordml" xmlns:w16cex="http://schemas.microsoft.com/office/word/2018/wordml/cex" xmlns:w16cid="http://schemas.microsoft.com/office/word/2016/wordml/cid" xmlns:w16="http://schemas.microsoft.com/office/word/2018/wordml" xmlns:w16sdtdh="http://schemas.microsoft.com/office/word/2020/wordml/sdtdatahash" xmlns:w16se="http://schemas.microsoft.com/office/word/2015/wordml/symex" xmlns:wpg="http://schemas.microsoft.com/office/word/2010/wordprocessingGroup" xmlns:wpi="http://schemas.microsoft.com/office/word/2010/wordprocessingInk" xmlns:wne="http://schemas.microsoft.com/office/word/2006/wordml" xmlns:wps="http://schemas.microsoft.com/office/word/2010/wordprocessingShape" mc:Ignorable="w14 w15 w16se w16cid w16 w16cex w16sdtdh wp14">
   <w:body>
     <w:p>
       <w:pPr>
@@ -407,9 +407,9 @@
     <w:p>
       <w:pPr>
         <w:widowControl/>
-        <w:spacing w:line="440" w:lineRule="exact"/>
-        <w:rPr>
-          <w:rFonts w:ascii="標楷體" w:eastAsia="標楷體" w:hAnsi="標楷體" w:cs="標楷體" w:hint="eastAsia"/>
+        <w:spacing w:line="480" w:lineRule="exact"/>
+        <w:rPr>
+          <w:rFonts w:ascii="標楷體" w:eastAsia="標楷體" w:hAnsi="標楷體" w:cs="標楷體"/>
           <w:color w:val="000000"/>
           <w:spacing w:val="-2"/>
           <w:sz w:val="28"/>
@@ -560,12 +560,12 @@
     <w:p>
       <w:pPr>
         <w:widowControl/>
-        <w:spacing w:line="440" w:lineRule="exact"/>
+        <w:spacing w:line="480" w:lineRule="exact"/>
         <w:ind w:left="-6" w:hanging="11"/>
-        <w:rPr>
-          <w:rFonts w:ascii="標楷體" w:eastAsia="標楷體" w:hAnsi="標楷體" w:cs="標楷體" w:hint="eastAsia"/>
-          <w:color w:val="000000"/>
-          <w:spacing w:val="-2"/>
+        <w:jc w:val="both"/>
+        <w:rPr>
+          <w:rFonts w:ascii="標楷體" w:eastAsia="標楷體" w:hAnsi="標楷體" w:cs="標楷體"/>
+          <w:color w:val="000000"/>
           <w:sz w:val="28"/>
           <w:szCs w:val="28"/>
         </w:rPr>
@@ -583,21 +583,20 @@
         <w:rPr>
           <w:rFonts w:ascii="標楷體" w:eastAsia="標楷體" w:hAnsi="標楷體" w:cs="標楷體" w:hint="eastAsia"/>
           <w:color w:val="000000"/>
-          <w:spacing w:val="-2"/>
-          <w:sz w:val="28"/>
-          <w:szCs w:val="28"/>
-        </w:rPr>
-        <w:t>該詩情深意切，既渴望了祖國的統一，又將鄉愁描寫</w:t>
-      </w:r>
-      <w:r>
-        <w:rPr>
-          <w:rFonts w:ascii="標楷體" w:eastAsia="標楷體" w:hAnsi="標楷體" w:cs="標楷體" w:hint="eastAsia"/>
-          <w:color w:val="000000"/>
-          <w:spacing w:val="-2"/>
-          <w:sz w:val="28"/>
-          <w:szCs w:val="28"/>
-        </w:rPr>
-        <w:t>得</w:t>
+          <w:sz w:val="28"/>
+          <w:szCs w:val="28"/>
+          <w:u w:val="single"/>
+        </w:rPr>
+        <w:t>余光中</w:t>
+      </w:r>
+      <w:r>
+        <w:rPr>
+          <w:rFonts w:ascii="標楷體" w:eastAsia="標楷體" w:hAnsi="標楷體" w:cs="標楷體" w:hint="eastAsia"/>
+          <w:color w:val="000000"/>
+          <w:sz w:val="28"/>
+          <w:szCs w:val="28"/>
+        </w:rPr>
+        <w:t>的《鄉愁》是一首</w:t>
       </w:r>
       <w:r>
         <w:rPr>
@@ -605,466 +604,508 @@
           <w:b/>
           <w:bCs/>
           <w:color w:val="000000"/>
-          <w:spacing w:val="-2"/>
-          <w:sz w:val="28"/>
-          <w:szCs w:val="28"/>
-        </w:rPr>
-        <w:t>淋漓盡致</w:t>
-      </w:r>
-      <w:r>
-        <w:rPr>
-          <w:rFonts w:ascii="標楷體" w:eastAsia="標楷體" w:hAnsi="標楷體" w:cs="標楷體" w:hint="eastAsia"/>
-          <w:color w:val="000000"/>
-          <w:spacing w:val="-2"/>
-          <w:sz w:val="28"/>
-          <w:szCs w:val="28"/>
-        </w:rPr>
-        <w:t>。正像</w:t>
-      </w:r>
-      <w:r>
-        <w:rPr>
-          <w:rFonts w:ascii="標楷體" w:eastAsia="標楷體" w:hAnsi="標楷體" w:cs="標楷體" w:hint="eastAsia"/>
-          <w:color w:val="000000"/>
-          <w:spacing w:val="-2"/>
-          <w:sz w:val="28"/>
-          <w:szCs w:val="28"/>
-          <w:u w:val="single"/>
-        </w:rPr>
-        <w:t>中國</w:t>
-      </w:r>
-      <w:r>
-        <w:rPr>
-          <w:rFonts w:ascii="標楷體" w:eastAsia="標楷體" w:hAnsi="標楷體" w:cs="標楷體" w:hint="eastAsia"/>
-          <w:color w:val="000000"/>
-          <w:spacing w:val="-2"/>
-          <w:sz w:val="28"/>
-          <w:szCs w:val="28"/>
-        </w:rPr>
-        <w:t>大地上許多江河都是</w:t>
-      </w:r>
-      <w:r>
-        <w:rPr>
-          <w:rFonts w:ascii="標楷體" w:eastAsia="標楷體" w:hAnsi="標楷體" w:cs="標楷體" w:hint="eastAsia"/>
-          <w:color w:val="000000"/>
-          <w:spacing w:val="-2"/>
-          <w:sz w:val="28"/>
-          <w:szCs w:val="28"/>
-          <w:u w:val="single"/>
-        </w:rPr>
-        <w:t>黃河</w:t>
-      </w:r>
-      <w:r>
-        <w:rPr>
-          <w:rFonts w:ascii="標楷體" w:eastAsia="標楷體" w:hAnsi="標楷體" w:cs="標楷體" w:hint="eastAsia"/>
-          <w:color w:val="000000"/>
-          <w:spacing w:val="-2"/>
-          <w:sz w:val="28"/>
-          <w:szCs w:val="28"/>
-        </w:rPr>
-        <w:t>與</w:t>
-      </w:r>
-      <w:r>
-        <w:rPr>
-          <w:rFonts w:ascii="標楷體" w:eastAsia="標楷體" w:hAnsi="標楷體" w:cs="標楷體" w:hint="eastAsia"/>
-          <w:color w:val="000000"/>
-          <w:spacing w:val="-2"/>
-          <w:sz w:val="28"/>
-          <w:szCs w:val="28"/>
-          <w:u w:val="single"/>
-        </w:rPr>
-        <w:t>長江</w:t>
-      </w:r>
-      <w:r>
-        <w:rPr>
-          <w:rFonts w:ascii="標楷體" w:eastAsia="標楷體" w:hAnsi="標楷體" w:cs="標楷體" w:hint="eastAsia"/>
-          <w:color w:val="000000"/>
-          <w:spacing w:val="-2"/>
-          <w:sz w:val="28"/>
-          <w:szCs w:val="28"/>
-        </w:rPr>
-        <w:t>的支流一樣，</w:t>
-      </w:r>
-      <w:r>
-        <w:rPr>
-          <w:rFonts w:ascii="標楷體" w:eastAsia="標楷體" w:hAnsi="標楷體" w:cs="標楷體" w:hint="eastAsia"/>
-          <w:color w:val="000000"/>
-          <w:spacing w:val="-2"/>
-          <w:sz w:val="28"/>
-          <w:szCs w:val="28"/>
-          <w:u w:val="single"/>
-        </w:rPr>
-        <w:t>余光中</w:t>
-      </w:r>
-      <w:r>
-        <w:rPr>
-          <w:rFonts w:ascii="標楷體" w:eastAsia="標楷體" w:hAnsi="標楷體" w:cs="標楷體" w:hint="eastAsia"/>
-          <w:color w:val="000000"/>
-          <w:spacing w:val="-2"/>
-          <w:sz w:val="28"/>
-          <w:szCs w:val="28"/>
-        </w:rPr>
-        <w:t>雖然身居海島，但是，</w:t>
-      </w:r>
-      <w:r>
-        <w:rPr>
-          <w:rFonts w:ascii="標楷體" w:eastAsia="標楷體" w:hAnsi="標楷體" w:cs="標楷體" w:hint="eastAsia"/>
-          <w:color w:val="000000"/>
-          <w:spacing w:val="-2"/>
-          <w:sz w:val="28"/>
-          <w:szCs w:val="28"/>
-        </w:rPr>
-        <w:t>做</w:t>
-      </w:r>
-      <w:r>
-        <w:rPr>
-          <w:rFonts w:ascii="標楷體" w:eastAsia="標楷體" w:hAnsi="標楷體" w:cs="標楷體" w:hint="eastAsia"/>
-          <w:color w:val="000000"/>
-          <w:spacing w:val="-2"/>
-          <w:sz w:val="28"/>
-          <w:szCs w:val="28"/>
-        </w:rPr>
-        <w:t>為一個</w:t>
-      </w:r>
-      <w:bookmarkStart w:id="0" w:name="_Hlk141287188"/>
+          <w:sz w:val="28"/>
+          <w:szCs w:val="28"/>
+        </w:rPr>
+        <w:t>享譽</w:t>
+      </w:r>
+      <w:r>
+        <w:rPr>
+          <w:rFonts w:ascii="標楷體" w:eastAsia="標楷體" w:hAnsi="標楷體" w:cs="標楷體" w:hint="eastAsia"/>
+          <w:color w:val="000000"/>
+          <w:sz w:val="28"/>
+          <w:szCs w:val="28"/>
+        </w:rPr>
+        <w:t>華人世界的現代詩經典。</w:t>
+      </w:r>
+      <w:proofErr w:type="gramStart"/>
+      <w:r>
+        <w:rPr>
+          <w:rFonts w:ascii="標楷體" w:eastAsia="標楷體" w:hAnsi="標楷體" w:cs="標楷體" w:hint="eastAsia"/>
+          <w:color w:val="000000"/>
+          <w:sz w:val="28"/>
+          <w:szCs w:val="28"/>
+        </w:rPr>
+        <w:t>全詩藉</w:t>
+      </w:r>
+      <w:proofErr w:type="gramEnd"/>
+      <w:r>
+        <w:rPr>
+          <w:rFonts w:ascii="標楷體" w:eastAsia="標楷體" w:hAnsi="標楷體" w:cs="標楷體" w:hint="eastAsia"/>
+          <w:color w:val="000000"/>
+          <w:sz w:val="28"/>
+          <w:szCs w:val="28"/>
+        </w:rPr>
+        <w:t>由空間的阻隔寄託時間的流逝，將抽象複雜的家國情懷，</w:t>
+      </w:r>
       <w:r>
         <w:rPr>
           <w:rFonts w:ascii="標楷體" w:eastAsia="標楷體" w:hAnsi="標楷體" w:cs="標楷體" w:hint="eastAsia"/>
           <w:b/>
           <w:bCs/>
           <w:color w:val="000000"/>
-          <w:spacing w:val="-2"/>
-          <w:sz w:val="28"/>
-          <w:szCs w:val="28"/>
-        </w:rPr>
-        <w:t>摯愛</w:t>
-      </w:r>
-      <w:bookmarkEnd w:id="0"/>
-      <w:r>
-        <w:rPr>
-          <w:rFonts w:ascii="標楷體" w:eastAsia="標楷體" w:hAnsi="標楷體" w:cs="標楷體" w:hint="eastAsia"/>
-          <w:color w:val="000000"/>
-          <w:spacing w:val="-2"/>
-          <w:sz w:val="28"/>
-          <w:szCs w:val="28"/>
-        </w:rPr>
-        <w:t>祖國及其文化傳統的中國詩人，他的鄉愁詩從內在感情上繼承了我國古典詩歌中的民族感情傳統，具有深厚的歷史感與民族感。同時，</w:t>
-      </w:r>
-      <w:r>
-        <w:rPr>
-          <w:rFonts w:ascii="標楷體" w:eastAsia="標楷體" w:hAnsi="標楷體" w:cs="標楷體" w:hint="eastAsia"/>
-          <w:color w:val="000000"/>
-          <w:spacing w:val="-2"/>
-          <w:sz w:val="28"/>
-          <w:szCs w:val="28"/>
-          <w:u w:val="single"/>
-        </w:rPr>
-        <w:t>台灣</w:t>
-      </w:r>
-      <w:r>
-        <w:rPr>
-          <w:rFonts w:ascii="標楷體" w:eastAsia="標楷體" w:hAnsi="標楷體" w:cs="標楷體" w:hint="eastAsia"/>
-          <w:color w:val="000000"/>
-          <w:spacing w:val="-2"/>
-          <w:sz w:val="28"/>
-          <w:szCs w:val="28"/>
-        </w:rPr>
-        <w:t>和</w:t>
-      </w:r>
-      <w:r>
-        <w:rPr>
-          <w:rFonts w:ascii="標楷體" w:eastAsia="標楷體" w:hAnsi="標楷體" w:cs="標楷體" w:hint="eastAsia"/>
-          <w:color w:val="000000"/>
-          <w:spacing w:val="-2"/>
-          <w:sz w:val="28"/>
-          <w:szCs w:val="28"/>
-          <w:u w:val="single"/>
-        </w:rPr>
-        <w:t>大陸</w:t>
-      </w:r>
-      <w:r>
-        <w:rPr>
-          <w:rFonts w:ascii="標楷體" w:eastAsia="標楷體" w:hAnsi="標楷體" w:cs="標楷體" w:hint="eastAsia"/>
-          <w:color w:val="000000"/>
-          <w:spacing w:val="-2"/>
-          <w:sz w:val="28"/>
-          <w:szCs w:val="28"/>
-        </w:rPr>
-        <w:t>人為的長期隔絕，飄流到孤島上去的千千萬萬人的思鄉情懷。</w:t>
-      </w:r>
-      <w:r>
-        <w:rPr>
-          <w:rFonts w:ascii="標楷體" w:eastAsia="標楷體" w:hAnsi="標楷體" w:cs="標楷體" w:hint="eastAsia"/>
-          <w:color w:val="000000"/>
-          <w:spacing w:val="-2"/>
-          <w:sz w:val="28"/>
-          <w:szCs w:val="28"/>
-          <w:u w:val="single"/>
-        </w:rPr>
-        <w:t>余光中</w:t>
-      </w:r>
-      <w:r>
-        <w:rPr>
-          <w:rFonts w:ascii="標楷體" w:eastAsia="標楷體" w:hAnsi="標楷體" w:cs="標楷體" w:hint="eastAsia"/>
-          <w:color w:val="000000"/>
-          <w:spacing w:val="-2"/>
-          <w:sz w:val="28"/>
-          <w:szCs w:val="28"/>
-        </w:rPr>
-        <w:t>作為一個離開</w:t>
-      </w:r>
-      <w:r>
-        <w:rPr>
-          <w:rFonts w:ascii="標楷體" w:eastAsia="標楷體" w:hAnsi="標楷體" w:cs="標楷體" w:hint="eastAsia"/>
-          <w:color w:val="000000"/>
-          <w:spacing w:val="-2"/>
-          <w:sz w:val="28"/>
-          <w:szCs w:val="28"/>
-          <w:u w:val="single"/>
-        </w:rPr>
-        <w:t>大陸</w:t>
-      </w:r>
-      <w:r>
-        <w:rPr>
-          <w:rFonts w:ascii="標楷體" w:eastAsia="標楷體" w:hAnsi="標楷體" w:cs="標楷體" w:hint="eastAsia"/>
-          <w:color w:val="000000"/>
-          <w:spacing w:val="-2"/>
-          <w:sz w:val="28"/>
-          <w:szCs w:val="28"/>
-        </w:rPr>
-        <w:t>三十多年的當代詩人，他的作品也必然</w:t>
+          <w:sz w:val="28"/>
+          <w:szCs w:val="28"/>
+        </w:rPr>
+        <w:t>具</w:t>
       </w:r>
       <w:proofErr w:type="gramStart"/>
-      <w:r>
-        <w:rPr>
-          <w:rFonts w:ascii="標楷體" w:eastAsia="標楷體" w:hAnsi="標楷體" w:cs="標楷體" w:hint="eastAsia"/>
-          <w:color w:val="000000"/>
-          <w:spacing w:val="-2"/>
-          <w:sz w:val="28"/>
-          <w:szCs w:val="28"/>
-        </w:rPr>
-        <w:t>會</w:t>
-      </w:r>
-      <w:bookmarkStart w:id="1" w:name="_Hlk141287339"/>
       <w:r>
         <w:rPr>
           <w:rFonts w:ascii="標楷體" w:eastAsia="標楷體" w:hAnsi="標楷體" w:cs="標楷體" w:hint="eastAsia"/>
           <w:b/>
           <w:bCs/>
           <w:color w:val="000000"/>
-          <w:spacing w:val="-2"/>
-          <w:sz w:val="28"/>
-          <w:szCs w:val="28"/>
-        </w:rPr>
-        <w:t>烙</w:t>
-      </w:r>
-      <w:r>
-        <w:rPr>
-          <w:rFonts w:ascii="標楷體" w:eastAsia="標楷體" w:hAnsi="標楷體" w:cs="標楷體" w:hint="eastAsia"/>
-          <w:color w:val="000000"/>
-          <w:spacing w:val="-2"/>
-          <w:sz w:val="28"/>
-          <w:szCs w:val="28"/>
-        </w:rPr>
-        <w:t>上</w:t>
-      </w:r>
-      <w:bookmarkEnd w:id="1"/>
+          <w:sz w:val="28"/>
+          <w:szCs w:val="28"/>
+        </w:rPr>
+        <w:t>象</w:t>
+      </w:r>
       <w:proofErr w:type="gramEnd"/>
-      <w:r>
-        <w:rPr>
-          <w:rFonts w:ascii="標楷體" w:eastAsia="標楷體" w:hAnsi="標楷體" w:cs="標楷體" w:hint="eastAsia"/>
-          <w:color w:val="000000"/>
-          <w:spacing w:val="-2"/>
-          <w:sz w:val="28"/>
-          <w:szCs w:val="28"/>
-        </w:rPr>
-        <w:t>深刻的時代印記。《鄉愁》</w:t>
-      </w:r>
-      <w:proofErr w:type="gramStart"/>
-      <w:r>
-        <w:rPr>
-          <w:rFonts w:ascii="標楷體" w:eastAsia="標楷體" w:hAnsi="標楷體" w:cs="標楷體" w:hint="eastAsia"/>
-          <w:color w:val="000000"/>
-          <w:spacing w:val="-2"/>
-          <w:sz w:val="28"/>
-          <w:szCs w:val="28"/>
-        </w:rPr>
-        <w:t>一</w:t>
-      </w:r>
-      <w:proofErr w:type="gramEnd"/>
-      <w:r>
-        <w:rPr>
-          <w:rFonts w:ascii="標楷體" w:eastAsia="標楷體" w:hAnsi="標楷體" w:cs="標楷體" w:hint="eastAsia"/>
-          <w:color w:val="000000"/>
-          <w:spacing w:val="-2"/>
-          <w:sz w:val="28"/>
-          <w:szCs w:val="28"/>
-        </w:rPr>
-        <w:t>詩，側重寫個人在</w:t>
-      </w:r>
-      <w:r>
-        <w:rPr>
-          <w:rFonts w:ascii="標楷體" w:eastAsia="標楷體" w:hAnsi="標楷體" w:cs="標楷體" w:hint="eastAsia"/>
-          <w:color w:val="000000"/>
-          <w:spacing w:val="-2"/>
-          <w:sz w:val="28"/>
-          <w:szCs w:val="28"/>
-          <w:u w:val="single"/>
-        </w:rPr>
-        <w:t>大陸</w:t>
-      </w:r>
-      <w:r>
-        <w:rPr>
-          <w:rFonts w:ascii="標楷體" w:eastAsia="標楷體" w:hAnsi="標楷體" w:cs="標楷體" w:hint="eastAsia"/>
-          <w:color w:val="000000"/>
-          <w:spacing w:val="-2"/>
-          <w:sz w:val="28"/>
-          <w:szCs w:val="28"/>
-        </w:rPr>
-        <w:t>的經歷，那年少時的一枚郵票，那青年時的一張船票，甚至那未來的一方墳墓，都</w:t>
-      </w:r>
       <w:r>
         <w:rPr>
           <w:rFonts w:ascii="標楷體" w:eastAsia="標楷體" w:hAnsi="標楷體" w:cs="標楷體" w:hint="eastAsia"/>
           <w:b/>
           <w:bCs/>
           <w:color w:val="000000"/>
-          <w:spacing w:val="-2"/>
-          <w:sz w:val="28"/>
-          <w:szCs w:val="28"/>
-        </w:rPr>
-        <w:t>寄寓</w:t>
-      </w:r>
-      <w:r>
-        <w:rPr>
-          <w:rFonts w:ascii="標楷體" w:eastAsia="標楷體" w:hAnsi="標楷體" w:cs="標楷體" w:hint="eastAsia"/>
-          <w:color w:val="000000"/>
-          <w:spacing w:val="-2"/>
-          <w:sz w:val="28"/>
-          <w:szCs w:val="28"/>
-        </w:rPr>
-        <w:t>了詩人的也是萬千海外遊子的</w:t>
-      </w:r>
-      <w:proofErr w:type="gramStart"/>
+          <w:sz w:val="28"/>
+          <w:szCs w:val="28"/>
+        </w:rPr>
+        <w:t>化</w:t>
+      </w:r>
+      <w:r>
+        <w:rPr>
+          <w:rFonts w:ascii="標楷體" w:eastAsia="標楷體" w:hAnsi="標楷體" w:cs="標楷體" w:hint="eastAsia"/>
+          <w:color w:val="000000"/>
+          <w:sz w:val="28"/>
+          <w:szCs w:val="28"/>
+        </w:rPr>
+        <w:t>為四個平凡的生活物件，結構嚴謹，情感</w:t>
+      </w:r>
       <w:r>
         <w:rPr>
           <w:rFonts w:ascii="標楷體" w:eastAsia="標楷體" w:hAnsi="標楷體" w:cs="標楷體" w:hint="eastAsia"/>
           <w:b/>
           <w:bCs/>
           <w:color w:val="000000"/>
-          <w:spacing w:val="-2"/>
-          <w:sz w:val="28"/>
-          <w:szCs w:val="28"/>
-        </w:rPr>
-        <w:t>綿長鄉</w:t>
+          <w:sz w:val="28"/>
+          <w:szCs w:val="28"/>
+        </w:rPr>
+        <w:t>層層遞進</w:t>
+      </w:r>
+      <w:r>
+        <w:rPr>
+          <w:rFonts w:ascii="標楷體" w:eastAsia="標楷體" w:hAnsi="標楷體" w:cs="標楷體" w:hint="eastAsia"/>
+          <w:color w:val="000000"/>
+          <w:sz w:val="28"/>
+          <w:szCs w:val="28"/>
+        </w:rPr>
+        <w:t>，具有極高的美學與抒情價值。</w:t>
+      </w:r>
+    </w:p>
+    <w:p>
+      <w:pPr>
+        <w:widowControl/>
+        <w:spacing w:line="480" w:lineRule="exact"/>
+        <w:ind w:left="-6" w:hanging="11"/>
+        <w:jc w:val="both"/>
+        <w:rPr>
+          <w:rFonts w:ascii="標楷體" w:eastAsia="標楷體" w:hAnsi="標楷體" w:cs="標楷體" w:hint="eastAsia"/>
+          <w:color w:val="000000"/>
+          <w:sz w:val="28"/>
+          <w:szCs w:val="28"/>
+        </w:rPr>
+      </w:pPr>
+      <w:r>
+        <w:rPr>
+          <w:rFonts w:ascii="標楷體" w:eastAsia="標楷體" w:hAnsi="標楷體" w:cs="標楷體" w:hint="eastAsia"/>
+          <w:color w:val="000000"/>
+          <w:sz w:val="28"/>
+          <w:szCs w:val="28"/>
+        </w:rPr>
+        <w:t xml:space="preserve">　　</w:t>
+      </w:r>
+      <w:proofErr w:type="gramStart"/>
+      <w:r>
+        <w:rPr>
+          <w:rFonts w:ascii="標楷體" w:eastAsia="標楷體" w:hAnsi="標楷體" w:cs="標楷體" w:hint="eastAsia"/>
+          <w:color w:val="000000"/>
+          <w:sz w:val="28"/>
+          <w:szCs w:val="28"/>
+        </w:rPr>
+        <w:t>全詩以</w:t>
       </w:r>
       <w:proofErr w:type="gramEnd"/>
+      <w:r>
+        <w:rPr>
+          <w:rFonts w:ascii="標楷體" w:eastAsia="標楷體" w:hAnsi="標楷體" w:cs="標楷體" w:hint="eastAsia"/>
+          <w:color w:val="000000"/>
+          <w:sz w:val="28"/>
+          <w:szCs w:val="28"/>
+        </w:rPr>
+        <w:t>時間為經（小時候、長大後、後來、現在），以空間為緯（這頭、那頭、外頭、裡頭），構築了四個動人的生命階段。詩人精妙地選取了四個核心意象：</w:t>
+      </w:r>
+    </w:p>
+    <w:p>
+      <w:pPr>
+        <w:widowControl/>
+        <w:spacing w:line="480" w:lineRule="exact"/>
+        <w:ind w:left="-6" w:hanging="11"/>
+        <w:jc w:val="both"/>
+        <w:rPr>
+          <w:rFonts w:ascii="標楷體" w:eastAsia="標楷體" w:hAnsi="標楷體" w:cs="標楷體" w:hint="eastAsia"/>
+          <w:color w:val="000000"/>
+          <w:sz w:val="28"/>
+          <w:szCs w:val="28"/>
+        </w:rPr>
+      </w:pPr>
+      <w:r>
+        <w:rPr>
+          <w:rFonts w:ascii="標楷體" w:eastAsia="標楷體" w:hAnsi="標楷體" w:cs="標楷體" w:hint="eastAsia"/>
+          <w:color w:val="000000"/>
+          <w:sz w:val="28"/>
+          <w:szCs w:val="28"/>
+        </w:rPr>
+        <w:t>一、</w:t>
+      </w:r>
+      <w:r>
+        <w:rPr>
+          <w:rFonts w:ascii="標楷體" w:eastAsia="標楷體" w:hAnsi="標楷體" w:cs="標楷體" w:hint="eastAsia"/>
+          <w:color w:val="000000"/>
+          <w:sz w:val="28"/>
+          <w:szCs w:val="28"/>
+        </w:rPr>
+        <w:t>郵票：童年時期，鄉愁是寄給母親的書信，代表著</w:t>
+      </w:r>
+      <w:r>
+        <w:rPr>
+          <w:rFonts w:ascii="標楷體" w:eastAsia="標楷體" w:hAnsi="標楷體" w:cs="標楷體" w:hint="eastAsia"/>
+          <w:color w:val="000000"/>
+          <w:sz w:val="28"/>
+          <w:szCs w:val="28"/>
+        </w:rPr>
+        <w:t>遊子</w:t>
+      </w:r>
+      <w:r>
+        <w:rPr>
+          <w:rFonts w:ascii="標楷體" w:eastAsia="標楷體" w:hAnsi="標楷體" w:cs="標楷體" w:hint="eastAsia"/>
+          <w:color w:val="000000"/>
+          <w:sz w:val="28"/>
+          <w:szCs w:val="28"/>
+        </w:rPr>
+        <w:t>與母親之間的幼年依戀。</w:t>
+      </w:r>
+    </w:p>
+    <w:p>
+      <w:pPr>
+        <w:widowControl/>
+        <w:spacing w:line="480" w:lineRule="exact"/>
+        <w:ind w:left="-6" w:hanging="11"/>
+        <w:jc w:val="both"/>
+        <w:rPr>
+          <w:rFonts w:ascii="標楷體" w:eastAsia="標楷體" w:hAnsi="標楷體" w:cs="標楷體" w:hint="eastAsia"/>
+          <w:color w:val="000000"/>
+          <w:sz w:val="28"/>
+          <w:szCs w:val="28"/>
+        </w:rPr>
+      </w:pPr>
+      <w:r>
+        <w:rPr>
+          <w:rFonts w:ascii="標楷體" w:eastAsia="標楷體" w:hAnsi="標楷體" w:cs="標楷體" w:hint="eastAsia"/>
+          <w:color w:val="000000"/>
+          <w:sz w:val="28"/>
+          <w:szCs w:val="28"/>
+        </w:rPr>
+        <w:t>二、</w:t>
+      </w:r>
+      <w:r>
+        <w:rPr>
+          <w:rFonts w:ascii="標楷體" w:eastAsia="標楷體" w:hAnsi="標楷體" w:cs="標楷體" w:hint="eastAsia"/>
+          <w:color w:val="000000"/>
+          <w:sz w:val="28"/>
+          <w:szCs w:val="28"/>
+        </w:rPr>
+        <w:t>船票：成年之後，鄉愁轉化為奔波兩地的船隻，象徵著與新娘之間的青年愛情。</w:t>
+      </w:r>
+    </w:p>
+    <w:p>
+      <w:pPr>
+        <w:widowControl/>
+        <w:spacing w:line="480" w:lineRule="exact"/>
+        <w:ind w:left="-6" w:hanging="11"/>
+        <w:jc w:val="both"/>
+        <w:rPr>
+          <w:rFonts w:ascii="標楷體" w:eastAsia="標楷體" w:hAnsi="標楷體" w:cs="標楷體" w:hint="eastAsia"/>
+          <w:color w:val="000000"/>
+          <w:sz w:val="28"/>
+          <w:szCs w:val="28"/>
+        </w:rPr>
+      </w:pPr>
+      <w:r>
+        <w:rPr>
+          <w:rFonts w:ascii="標楷體" w:eastAsia="標楷體" w:hAnsi="標楷體" w:cs="標楷體" w:hint="eastAsia"/>
+          <w:color w:val="000000"/>
+          <w:sz w:val="28"/>
+          <w:szCs w:val="28"/>
+        </w:rPr>
+        <w:t>三、</w:t>
+      </w:r>
+      <w:r>
+        <w:rPr>
+          <w:rFonts w:ascii="標楷體" w:eastAsia="標楷體" w:hAnsi="標楷體" w:cs="標楷體" w:hint="eastAsia"/>
+          <w:color w:val="000000"/>
+          <w:sz w:val="28"/>
+          <w:szCs w:val="28"/>
+        </w:rPr>
+        <w:t>墳墓：到了中年，母親過世，鄉愁變成無法跨越的生死界線，展現了</w:t>
+      </w:r>
       <w:r>
         <w:rPr>
           <w:rFonts w:ascii="標楷體" w:eastAsia="標楷體" w:hAnsi="標楷體" w:cs="標楷體" w:hint="eastAsia"/>
           <w:b/>
           <w:bCs/>
           <w:color w:val="000000"/>
-          <w:spacing w:val="-2"/>
-          <w:sz w:val="28"/>
-          <w:szCs w:val="28"/>
-        </w:rPr>
-        <w:t>關</w:t>
-      </w:r>
-      <w:r>
-        <w:rPr>
-          <w:rFonts w:ascii="標楷體" w:eastAsia="標楷體" w:hAnsi="標楷體" w:cs="標楷體" w:hint="eastAsia"/>
-          <w:color w:val="000000"/>
-          <w:spacing w:val="-2"/>
-          <w:sz w:val="28"/>
-          <w:szCs w:val="28"/>
-        </w:rPr>
-        <w:t>之思，而這一切在詩的結尾</w:t>
-      </w:r>
-      <w:bookmarkStart w:id="2" w:name="_Hlk141287673"/>
+          <w:sz w:val="28"/>
+          <w:szCs w:val="28"/>
+        </w:rPr>
+        <w:t>天人永隔</w:t>
+      </w:r>
+      <w:r>
+        <w:rPr>
+          <w:rFonts w:ascii="標楷體" w:eastAsia="標楷體" w:hAnsi="標楷體" w:cs="標楷體" w:hint="eastAsia"/>
+          <w:color w:val="000000"/>
+          <w:sz w:val="28"/>
+          <w:szCs w:val="28"/>
+        </w:rPr>
+        <w:t>的</w:t>
+      </w:r>
       <w:r>
         <w:rPr>
           <w:rFonts w:ascii="標楷體" w:eastAsia="標楷體" w:hAnsi="標楷體" w:cs="標楷體" w:hint="eastAsia"/>
           <w:b/>
           <w:bCs/>
           <w:color w:val="000000"/>
-          <w:spacing w:val="-2"/>
-          <w:sz w:val="28"/>
-          <w:szCs w:val="28"/>
-        </w:rPr>
-        <w:t>昇華</w:t>
-      </w:r>
-      <w:bookmarkEnd w:id="2"/>
-      <w:r>
-        <w:rPr>
-          <w:rFonts w:ascii="標楷體" w:eastAsia="標楷體" w:hAnsi="標楷體" w:cs="標楷體" w:hint="eastAsia"/>
-          <w:color w:val="000000"/>
-          <w:spacing w:val="-2"/>
-          <w:sz w:val="28"/>
-          <w:szCs w:val="28"/>
-        </w:rPr>
-        <w:t>到了一個新的高度：</w:t>
-      </w:r>
-      <w:r>
-        <w:rPr>
-          <w:rFonts w:ascii="標楷體" w:eastAsia="標楷體" w:hAnsi="標楷體" w:cs="標楷體" w:hint="eastAsia"/>
-          <w:color w:val="000000"/>
-          <w:spacing w:val="-2"/>
-          <w:sz w:val="28"/>
-          <w:szCs w:val="28"/>
-        </w:rPr>
-        <w:t>「</w:t>
-      </w:r>
-      <w:r>
-        <w:rPr>
-          <w:rFonts w:ascii="標楷體" w:eastAsia="標楷體" w:hAnsi="標楷體" w:cs="標楷體" w:hint="eastAsia"/>
-          <w:color w:val="000000"/>
-          <w:spacing w:val="-2"/>
-          <w:sz w:val="28"/>
-          <w:szCs w:val="28"/>
-        </w:rPr>
-        <w:t>而現在/鄉愁是一灣淺淺的海峽/我在這頭/大陸在那頭。</w:t>
-      </w:r>
-      <w:r>
-        <w:rPr>
-          <w:rFonts w:ascii="標楷體" w:eastAsia="標楷體" w:hAnsi="標楷體" w:cs="標楷體" w:hint="eastAsia"/>
-          <w:color w:val="000000"/>
-          <w:spacing w:val="-2"/>
-          <w:sz w:val="28"/>
-          <w:szCs w:val="28"/>
-        </w:rPr>
-        <w:t>」</w:t>
-      </w:r>
-      <w:r>
-        <w:rPr>
-          <w:rFonts w:ascii="標楷體" w:eastAsia="標楷體" w:hAnsi="標楷體" w:cs="標楷體" w:hint="eastAsia"/>
-          <w:color w:val="000000"/>
-          <w:spacing w:val="-2"/>
-          <w:sz w:val="28"/>
-          <w:szCs w:val="28"/>
-        </w:rPr>
-        <w:t>有如百川奔向東海，</w:t>
+          <w:sz w:val="28"/>
+          <w:szCs w:val="28"/>
+        </w:rPr>
+        <w:t>至孝</w:t>
+      </w:r>
+      <w:r>
+        <w:rPr>
+          <w:rFonts w:ascii="標楷體" w:eastAsia="標楷體" w:hAnsi="標楷體" w:cs="標楷體" w:hint="eastAsia"/>
+          <w:color w:val="000000"/>
+          <w:sz w:val="28"/>
+          <w:szCs w:val="28"/>
+        </w:rPr>
+        <w:t>之痛。</w:t>
+      </w:r>
+    </w:p>
+    <w:p>
+      <w:pPr>
+        <w:widowControl/>
+        <w:spacing w:line="480" w:lineRule="exact"/>
+        <w:ind w:left="-6" w:hanging="11"/>
+        <w:jc w:val="both"/>
+        <w:rPr>
+          <w:rFonts w:ascii="標楷體" w:eastAsia="標楷體" w:hAnsi="標楷體" w:cs="標楷體"/>
+          <w:color w:val="000000"/>
+          <w:sz w:val="28"/>
+          <w:szCs w:val="28"/>
+        </w:rPr>
+      </w:pPr>
+      <w:r>
+        <w:rPr>
+          <w:rFonts w:ascii="標楷體" w:eastAsia="標楷體" w:hAnsi="標楷體" w:cs="標楷體" w:hint="eastAsia"/>
+          <w:color w:val="000000"/>
+          <w:sz w:val="28"/>
+          <w:szCs w:val="28"/>
+        </w:rPr>
+        <w:t>四、</w:t>
+      </w:r>
+      <w:r>
+        <w:rPr>
+          <w:rFonts w:ascii="標楷體" w:eastAsia="標楷體" w:hAnsi="標楷體" w:cs="標楷體" w:hint="eastAsia"/>
+          <w:color w:val="000000"/>
+          <w:sz w:val="28"/>
+          <w:szCs w:val="28"/>
+        </w:rPr>
+        <w:t>海峽：到了現在，個人的小愛昇華為民族的大愛，鄉愁化為</w:t>
       </w:r>
       <w:proofErr w:type="gramStart"/>
       <w:r>
         <w:rPr>
           <w:rFonts w:ascii="標楷體" w:eastAsia="標楷體" w:hAnsi="標楷體" w:cs="標楷體" w:hint="eastAsia"/>
           <w:color w:val="000000"/>
-          <w:spacing w:val="-2"/>
-          <w:sz w:val="28"/>
-          <w:szCs w:val="28"/>
-        </w:rPr>
-        <w:t>有如千峰朝向</w:t>
+          <w:sz w:val="28"/>
+          <w:szCs w:val="28"/>
+        </w:rPr>
+        <w:t>一</w:t>
       </w:r>
       <w:proofErr w:type="gramEnd"/>
       <w:r>
         <w:rPr>
           <w:rFonts w:ascii="標楷體" w:eastAsia="標楷體" w:hAnsi="標楷體" w:cs="標楷體" w:hint="eastAsia"/>
           <w:color w:val="000000"/>
-          <w:spacing w:val="-2"/>
-          <w:sz w:val="28"/>
-          <w:szCs w:val="28"/>
-        </w:rPr>
-        <w:t>泰山，詩人個人的悲歡與巨大的祖國之愛，民族之戀交融在一起。而詩人個人經歷的傾訴，也因為結尾的感情的燃燒而更為</w:t>
+          <w:sz w:val="28"/>
+          <w:szCs w:val="28"/>
+        </w:rPr>
+        <w:t>灣淺淺的</w:t>
+      </w:r>
+      <w:r>
+        <w:rPr>
+          <w:rFonts w:ascii="標楷體" w:eastAsia="標楷體" w:hAnsi="標楷體" w:cs="標楷體" w:hint="eastAsia"/>
+          <w:color w:val="000000"/>
+          <w:sz w:val="28"/>
+          <w:szCs w:val="28"/>
+          <w:u w:val="single"/>
+        </w:rPr>
+        <w:t>台灣海峽</w:t>
+      </w:r>
+      <w:r>
+        <w:rPr>
+          <w:rFonts w:ascii="標楷體" w:eastAsia="標楷體" w:hAnsi="標楷體" w:cs="標楷體" w:hint="eastAsia"/>
+          <w:color w:val="000000"/>
+          <w:sz w:val="28"/>
+          <w:szCs w:val="28"/>
+        </w:rPr>
+        <w:t>，寄託了歷史遺留的家國遺憾。</w:t>
+      </w:r>
+    </w:p>
+    <w:p>
+      <w:pPr>
+        <w:widowControl/>
+        <w:spacing w:line="480" w:lineRule="exact"/>
+        <w:ind w:left="-6" w:hanging="11"/>
+        <w:jc w:val="both"/>
+        <w:rPr>
+          <w:rFonts w:ascii="標楷體" w:eastAsia="標楷體" w:hAnsi="標楷體" w:cs="標楷體"/>
+          <w:color w:val="000000"/>
+          <w:sz w:val="28"/>
+          <w:szCs w:val="28"/>
+        </w:rPr>
+      </w:pPr>
+      <w:r>
+        <w:rPr>
+          <w:rFonts w:ascii="標楷體" w:eastAsia="標楷體" w:hAnsi="標楷體" w:cs="標楷體" w:hint="eastAsia"/>
+          <w:color w:val="000000"/>
+          <w:sz w:val="28"/>
+          <w:szCs w:val="28"/>
+        </w:rPr>
+        <w:t xml:space="preserve">　　</w:t>
+      </w:r>
+      <w:r>
+        <w:rPr>
+          <w:rFonts w:ascii="標楷體" w:eastAsia="標楷體" w:hAnsi="標楷體" w:cs="標楷體" w:hint="eastAsia"/>
+          <w:color w:val="000000"/>
+          <w:sz w:val="28"/>
+          <w:szCs w:val="28"/>
+        </w:rPr>
+        <w:t>在形式上，</w:t>
+      </w:r>
+      <w:proofErr w:type="gramStart"/>
+      <w:r>
+        <w:rPr>
+          <w:rFonts w:ascii="標楷體" w:eastAsia="標楷體" w:hAnsi="標楷體" w:cs="標楷體" w:hint="eastAsia"/>
+          <w:color w:val="000000"/>
+          <w:sz w:val="28"/>
+          <w:szCs w:val="28"/>
+        </w:rPr>
+        <w:t>本詩展現</w:t>
+      </w:r>
+      <w:proofErr w:type="gramEnd"/>
+      <w:r>
+        <w:rPr>
+          <w:rFonts w:ascii="標楷體" w:eastAsia="標楷體" w:hAnsi="標楷體" w:cs="標楷體" w:hint="eastAsia"/>
+          <w:color w:val="000000"/>
+          <w:sz w:val="28"/>
+          <w:szCs w:val="28"/>
+        </w:rPr>
+        <w:t>了古典詩詞的建築美與音樂美。</w:t>
+      </w:r>
+      <w:proofErr w:type="gramStart"/>
+      <w:r>
+        <w:rPr>
+          <w:rFonts w:ascii="標楷體" w:eastAsia="標楷體" w:hAnsi="標楷體" w:cs="標楷體" w:hint="eastAsia"/>
+          <w:color w:val="000000"/>
+          <w:sz w:val="28"/>
+          <w:szCs w:val="28"/>
+        </w:rPr>
+        <w:t>全詩分為</w:t>
+      </w:r>
+      <w:proofErr w:type="gramEnd"/>
+      <w:r>
+        <w:rPr>
+          <w:rFonts w:ascii="標楷體" w:eastAsia="標楷體" w:hAnsi="標楷體" w:cs="標楷體" w:hint="eastAsia"/>
+          <w:color w:val="000000"/>
+          <w:sz w:val="28"/>
+          <w:szCs w:val="28"/>
+        </w:rPr>
+        <w:t>四節，每節的結構完全對稱，重複使用「鄉愁是一</w:t>
+      </w:r>
+      <w:r>
+        <w:rPr>
+          <w:rFonts w:ascii="標楷體" w:eastAsia="標楷體" w:hAnsi="標楷體" w:cs="標楷體"/>
+          <w:color w:val="000000"/>
+          <w:sz w:val="28"/>
+          <w:szCs w:val="28"/>
+        </w:rPr>
+        <w:t>...</w:t>
+      </w:r>
+      <w:r>
+        <w:rPr>
+          <w:rFonts w:ascii="標楷體" w:eastAsia="標楷體" w:hAnsi="標楷體" w:cs="標楷體" w:hint="eastAsia"/>
+          <w:color w:val="000000"/>
+          <w:sz w:val="28"/>
+          <w:szCs w:val="28"/>
+        </w:rPr>
+        <w:t>」、「我在</w:t>
+      </w:r>
+      <w:r>
+        <w:rPr>
+          <w:rFonts w:ascii="標楷體" w:eastAsia="標楷體" w:hAnsi="標楷體" w:cs="標楷體"/>
+          <w:color w:val="000000"/>
+          <w:sz w:val="28"/>
+          <w:szCs w:val="28"/>
+        </w:rPr>
+        <w:t>...</w:t>
+      </w:r>
+      <w:r>
+        <w:rPr>
+          <w:rFonts w:ascii="標楷體" w:eastAsia="標楷體" w:hAnsi="標楷體" w:cs="標楷體" w:hint="eastAsia"/>
+          <w:color w:val="000000"/>
+          <w:sz w:val="28"/>
+          <w:szCs w:val="28"/>
+        </w:rPr>
+        <w:t>」、「那頭</w:t>
+      </w:r>
+      <w:r>
+        <w:rPr>
+          <w:rFonts w:ascii="標楷體" w:eastAsia="標楷體" w:hAnsi="標楷體" w:cs="標楷體"/>
+          <w:color w:val="000000"/>
+          <w:sz w:val="28"/>
+          <w:szCs w:val="28"/>
+        </w:rPr>
+        <w:t>/</w:t>
+      </w:r>
+      <w:proofErr w:type="gramStart"/>
+      <w:r>
+        <w:rPr>
+          <w:rFonts w:ascii="標楷體" w:eastAsia="標楷體" w:hAnsi="標楷體" w:cs="標楷體" w:hint="eastAsia"/>
+          <w:color w:val="000000"/>
+          <w:sz w:val="28"/>
+          <w:szCs w:val="28"/>
+        </w:rPr>
+        <w:t>裡頭」</w:t>
+      </w:r>
+      <w:proofErr w:type="gramEnd"/>
+      <w:r>
+        <w:rPr>
+          <w:rFonts w:ascii="標楷體" w:eastAsia="標楷體" w:hAnsi="標楷體" w:cs="標楷體" w:hint="eastAsia"/>
+          <w:color w:val="000000"/>
+          <w:sz w:val="28"/>
+          <w:szCs w:val="28"/>
+        </w:rPr>
+        <w:t>的句式。這種重疊與</w:t>
       </w:r>
       <w:proofErr w:type="gramStart"/>
       <w:r>
@@ -1073,42 +1114,29 @@
           <w:b/>
           <w:bCs/>
           <w:color w:val="000000"/>
-          <w:spacing w:val="-2"/>
-          <w:sz w:val="28"/>
-          <w:szCs w:val="28"/>
-        </w:rPr>
-        <w:t>撩人</w:t>
-      </w:r>
-      <w:r>
-        <w:rPr>
-          <w:rFonts w:ascii="標楷體" w:eastAsia="標楷體" w:hAnsi="標楷體" w:cs="標楷體" w:hint="eastAsia"/>
-          <w:color w:val="000000"/>
-          <w:spacing w:val="-2"/>
-          <w:sz w:val="28"/>
-          <w:szCs w:val="28"/>
-        </w:rPr>
-        <w:t>愁思</w:t>
+          <w:sz w:val="28"/>
+          <w:szCs w:val="28"/>
+        </w:rPr>
+        <w:t>複沓</w:t>
+      </w:r>
+      <w:r>
+        <w:rPr>
+          <w:rFonts w:ascii="標楷體" w:eastAsia="標楷體" w:hAnsi="標楷體" w:cs="標楷體" w:hint="eastAsia"/>
+          <w:color w:val="000000"/>
+          <w:sz w:val="28"/>
+          <w:szCs w:val="28"/>
+        </w:rPr>
+        <w:t>的</w:t>
       </w:r>
       <w:proofErr w:type="gramEnd"/>
       <w:r>
         <w:rPr>
           <w:rFonts w:ascii="標楷體" w:eastAsia="標楷體" w:hAnsi="標楷體" w:cs="標楷體" w:hint="eastAsia"/>
           <w:color w:val="000000"/>
-          <w:spacing w:val="-2"/>
-          <w:sz w:val="28"/>
-          <w:szCs w:val="28"/>
-        </w:rPr>
-        <w:t>。正如詩人自己所說：</w:t>
-      </w:r>
-      <w:r>
-        <w:rPr>
-          <w:rFonts w:ascii="標楷體" w:eastAsia="標楷體" w:hAnsi="標楷體" w:cs="標楷體" w:hint="eastAsia"/>
-          <w:color w:val="000000"/>
-          <w:spacing w:val="-2"/>
-          <w:sz w:val="28"/>
-          <w:szCs w:val="28"/>
-        </w:rPr>
-        <w:t>「</w:t>
+          <w:sz w:val="28"/>
+          <w:szCs w:val="28"/>
+        </w:rPr>
+        <w:t>技巧，不僅形成了</w:t>
       </w:r>
       <w:r>
         <w:rPr>
@@ -1116,168 +1144,93 @@
           <w:b/>
           <w:bCs/>
           <w:color w:val="000000"/>
-          <w:spacing w:val="-2"/>
-          <w:sz w:val="28"/>
-          <w:szCs w:val="28"/>
-        </w:rPr>
-        <w:t>縱的歷史感，橫的地域感。縱橫相交而成十字路口的現實感。</w:t>
-      </w:r>
-      <w:r>
-        <w:rPr>
-          <w:rFonts w:ascii="標楷體" w:eastAsia="標楷體" w:hAnsi="標楷體" w:cs="標楷體" w:hint="eastAsia"/>
-          <w:color w:val="000000"/>
-          <w:spacing w:val="-2"/>
-          <w:sz w:val="28"/>
-          <w:szCs w:val="28"/>
-        </w:rPr>
-        <w:t>」</w:t>
-      </w:r>
-      <w:r>
-        <w:rPr>
-          <w:rFonts w:ascii="標楷體" w:eastAsia="標楷體" w:hAnsi="標楷體" w:cs="標楷體" w:hint="eastAsia"/>
-          <w:color w:val="000000"/>
-          <w:spacing w:val="-2"/>
-          <w:sz w:val="28"/>
-          <w:szCs w:val="28"/>
-          <w:u w:val="single"/>
-        </w:rPr>
-        <w:t>余光中</w:t>
-      </w:r>
-      <w:r>
-        <w:rPr>
-          <w:rFonts w:ascii="標楷體" w:eastAsia="標楷體" w:hAnsi="標楷體" w:cs="標楷體" w:hint="eastAsia"/>
-          <w:color w:val="000000"/>
-          <w:spacing w:val="-2"/>
-          <w:sz w:val="28"/>
-          <w:szCs w:val="28"/>
-        </w:rPr>
-        <w:t>熱愛</w:t>
-      </w:r>
-      <w:r>
-        <w:rPr>
-          <w:rFonts w:ascii="標楷體" w:eastAsia="標楷體" w:hAnsi="標楷體" w:cs="標楷體" w:hint="eastAsia"/>
-          <w:color w:val="000000"/>
-          <w:spacing w:val="-2"/>
-          <w:sz w:val="28"/>
-          <w:szCs w:val="28"/>
-          <w:u w:val="single"/>
-        </w:rPr>
-        <w:t>中華</w:t>
-      </w:r>
-      <w:r>
-        <w:rPr>
-          <w:rFonts w:ascii="標楷體" w:eastAsia="標楷體" w:hAnsi="標楷體" w:cs="標楷體" w:hint="eastAsia"/>
-          <w:color w:val="000000"/>
-          <w:spacing w:val="-2"/>
-          <w:sz w:val="28"/>
-          <w:szCs w:val="28"/>
-        </w:rPr>
-        <w:t>傳統文化，熱愛</w:t>
-      </w:r>
-      <w:r>
-        <w:rPr>
-          <w:rFonts w:ascii="標楷體" w:eastAsia="標楷體" w:hAnsi="標楷體" w:cs="標楷體" w:hint="eastAsia"/>
-          <w:color w:val="000000"/>
-          <w:spacing w:val="-2"/>
-          <w:sz w:val="28"/>
-          <w:szCs w:val="28"/>
-          <w:u w:val="single"/>
-        </w:rPr>
-        <w:t>中國</w:t>
-      </w:r>
-      <w:r>
-        <w:rPr>
-          <w:rFonts w:ascii="標楷體" w:eastAsia="標楷體" w:hAnsi="標楷體" w:cs="標楷體" w:hint="eastAsia"/>
-          <w:color w:val="000000"/>
-          <w:spacing w:val="-2"/>
-          <w:sz w:val="28"/>
-          <w:szCs w:val="28"/>
-        </w:rPr>
-        <w:t>。禮讚</w:t>
-      </w:r>
-      <w:r>
-        <w:rPr>
-          <w:rFonts w:ascii="標楷體" w:eastAsia="標楷體" w:hAnsi="標楷體" w:cs="標楷體" w:hint="eastAsia"/>
-          <w:color w:val="000000"/>
-          <w:spacing w:val="-2"/>
-          <w:sz w:val="28"/>
-          <w:szCs w:val="28"/>
-        </w:rPr>
-        <w:t>「</w:t>
-      </w:r>
-      <w:r>
-        <w:rPr>
-          <w:rFonts w:ascii="標楷體" w:eastAsia="標楷體" w:hAnsi="標楷體" w:cs="標楷體" w:hint="eastAsia"/>
-          <w:color w:val="000000"/>
-          <w:spacing w:val="-2"/>
-          <w:sz w:val="28"/>
-          <w:szCs w:val="28"/>
-        </w:rPr>
-        <w:t>中國，最美</w:t>
+          <w:sz w:val="28"/>
+          <w:szCs w:val="28"/>
+        </w:rPr>
+        <w:t>迴環往復</w:t>
+      </w:r>
+      <w:r>
+        <w:rPr>
+          <w:rFonts w:ascii="標楷體" w:eastAsia="標楷體" w:hAnsi="標楷體" w:cs="標楷體" w:hint="eastAsia"/>
+          <w:color w:val="000000"/>
+          <w:sz w:val="28"/>
+          <w:szCs w:val="28"/>
+        </w:rPr>
+        <w:t>的旋律感，更像是一首</w:t>
+      </w:r>
+      <w:r>
+        <w:rPr>
+          <w:rFonts w:ascii="標楷體" w:eastAsia="標楷體" w:hAnsi="標楷體" w:cs="標楷體" w:hint="eastAsia"/>
+          <w:b/>
+          <w:bCs/>
+          <w:color w:val="000000"/>
+          <w:sz w:val="28"/>
+          <w:szCs w:val="28"/>
+        </w:rPr>
+        <w:t>低</w:t>
       </w:r>
       <w:proofErr w:type="gramStart"/>
       <w:r>
         <w:rPr>
           <w:rFonts w:ascii="標楷體" w:eastAsia="標楷體" w:hAnsi="標楷體" w:cs="標楷體" w:hint="eastAsia"/>
-          <w:color w:val="000000"/>
-          <w:spacing w:val="-2"/>
-          <w:sz w:val="28"/>
-          <w:szCs w:val="28"/>
-        </w:rPr>
-        <w:t>最</w:t>
+          <w:b/>
+          <w:bCs/>
+          <w:color w:val="000000"/>
+          <w:sz w:val="28"/>
+          <w:szCs w:val="28"/>
+        </w:rPr>
+        <w:t>迴</w:t>
       </w:r>
       <w:proofErr w:type="gramEnd"/>
       <w:r>
         <w:rPr>
           <w:rFonts w:ascii="標楷體" w:eastAsia="標楷體" w:hAnsi="標楷體" w:cs="標楷體" w:hint="eastAsia"/>
           <w:color w:val="000000"/>
-          <w:spacing w:val="-2"/>
-          <w:sz w:val="28"/>
-          <w:szCs w:val="28"/>
-        </w:rPr>
-        <w:t>母親的國度</w:t>
-      </w:r>
-      <w:r>
-        <w:rPr>
-          <w:rFonts w:ascii="標楷體" w:eastAsia="標楷體" w:hAnsi="標楷體" w:cs="標楷體" w:hint="eastAsia"/>
-          <w:color w:val="000000"/>
-          <w:spacing w:val="-2"/>
-          <w:sz w:val="28"/>
-          <w:szCs w:val="28"/>
-        </w:rPr>
-        <w:t>」</w:t>
-      </w:r>
-      <w:r>
-        <w:rPr>
-          <w:rFonts w:ascii="標楷體" w:eastAsia="標楷體" w:hAnsi="標楷體" w:cs="標楷體" w:hint="eastAsia"/>
-          <w:color w:val="000000"/>
-          <w:spacing w:val="-2"/>
-          <w:sz w:val="28"/>
-          <w:szCs w:val="28"/>
-        </w:rPr>
-        <w:t>。</w:t>
+          <w:sz w:val="28"/>
+          <w:szCs w:val="28"/>
+        </w:rPr>
+        <w:t>的組曲，將詩人心中綿延不絕的思念，隨</w:t>
+      </w:r>
+      <w:r>
+        <w:rPr>
+          <w:rFonts w:ascii="標楷體" w:eastAsia="標楷體" w:hAnsi="標楷體" w:cs="標楷體" w:hint="eastAsia"/>
+          <w:color w:val="000000"/>
+          <w:sz w:val="28"/>
+          <w:szCs w:val="28"/>
+        </w:rPr>
+        <w:t>著</w:t>
+      </w:r>
+      <w:r>
+        <w:rPr>
+          <w:rFonts w:ascii="標楷體" w:eastAsia="標楷體" w:hAnsi="標楷體" w:cs="標楷體" w:hint="eastAsia"/>
+          <w:color w:val="000000"/>
+          <w:sz w:val="28"/>
+          <w:szCs w:val="28"/>
+        </w:rPr>
+        <w:t>節奏一聲聲敲進讀者的心房。</w:t>
       </w:r>
     </w:p>
     <w:p>
       <w:pPr>
         <w:widowControl/>
-        <w:spacing w:line="440" w:lineRule="exact"/>
+        <w:spacing w:line="480" w:lineRule="exact"/>
         <w:ind w:left="-6" w:hanging="11"/>
-        <w:rPr>
-          <w:rFonts w:ascii="標楷體" w:eastAsia="標楷體" w:hAnsi="標楷體" w:cs="標楷體" w:hint="eastAsia"/>
-          <w:color w:val="000000"/>
-          <w:sz w:val="28"/>
-          <w:szCs w:val="28"/>
-        </w:rPr>
-      </w:pPr>
-      <w:r>
-        <w:rPr>
-          <w:rFonts w:ascii="標楷體" w:eastAsia="標楷體" w:hAnsi="標楷體" w:cs="標楷體" w:hint="eastAsia"/>
-          <w:color w:val="000000"/>
-          <w:sz w:val="28"/>
-          <w:szCs w:val="28"/>
-        </w:rPr>
-        <w:t xml:space="preserve">    </w:t>
+        <w:jc w:val="both"/>
+        <w:rPr>
+          <w:rFonts w:ascii="標楷體" w:eastAsia="標楷體" w:hAnsi="標楷體" w:cs="標楷體"/>
+          <w:color w:val="000000"/>
+          <w:sz w:val="28"/>
+          <w:szCs w:val="28"/>
+        </w:rPr>
+      </w:pPr>
+      <w:r>
+        <w:rPr>
+          <w:rFonts w:ascii="標楷體" w:eastAsia="標楷體" w:hAnsi="標楷體" w:cs="標楷體" w:hint="eastAsia"/>
+          <w:color w:val="000000"/>
+          <w:sz w:val="28"/>
+          <w:szCs w:val="28"/>
+        </w:rPr>
+        <w:t xml:space="preserve">　　</w:t>
       </w:r>
       <w:proofErr w:type="gramStart"/>
       <w:r>
@@ -1287,7 +1240,7 @@
           <w:sz w:val="28"/>
           <w:szCs w:val="28"/>
         </w:rPr>
-        <w:t>全詩共</w:t>
+        <w:t>此外，</w:t>
       </w:r>
       <w:proofErr w:type="gramEnd"/>
       <w:r>
@@ -1297,17 +1250,30 @@
           <w:sz w:val="28"/>
           <w:szCs w:val="28"/>
         </w:rPr>
-        <w:t>四節。一方面，詩人以時間的</w:t>
+        <w:t>詩人巧妙運用「小小」、「窄窄」、「矮矮」、「淺淺」等疊字形容詞。這些字眼看似輕描淡寫，實則</w:t>
+      </w:r>
+      <w:r>
+        <w:rPr>
+          <w:rFonts w:ascii="標楷體" w:eastAsia="標楷體" w:hAnsi="標楷體" w:cs="標楷體" w:hint="eastAsia"/>
+          <w:b/>
+          <w:bCs/>
+          <w:color w:val="000000"/>
+          <w:sz w:val="28"/>
+          <w:szCs w:val="28"/>
+        </w:rPr>
+        <w:t>以</w:t>
       </w:r>
       <w:proofErr w:type="gramStart"/>
       <w:r>
         <w:rPr>
           <w:rFonts w:ascii="標楷體" w:eastAsia="標楷體" w:hAnsi="標楷體" w:cs="標楷體" w:hint="eastAsia"/>
-          <w:color w:val="000000"/>
-          <w:sz w:val="28"/>
-          <w:szCs w:val="28"/>
-        </w:rPr>
-        <w:t>變化組詩</w:t>
+          <w:b/>
+          <w:bCs/>
+          <w:color w:val="000000"/>
+          <w:sz w:val="28"/>
+          <w:szCs w:val="28"/>
+        </w:rPr>
+        <w:t>輕襯重</w:t>
       </w:r>
       <w:proofErr w:type="gramEnd"/>
       <w:r>
@@ -1317,531 +1283,98 @@
           <w:sz w:val="28"/>
           <w:szCs w:val="28"/>
         </w:rPr>
-        <w:t>：小時候</w:t>
-      </w:r>
-      <w:r>
-        <w:rPr>
-          <w:rFonts w:ascii="標楷體" w:eastAsia="標楷體" w:hAnsi="標楷體" w:cs="標楷體" w:hint="eastAsia"/>
-          <w:color w:val="000000"/>
-          <w:sz w:val="28"/>
-          <w:szCs w:val="28"/>
-        </w:rPr>
-        <w:t>--</w:t>
-      </w:r>
-      <w:r>
-        <w:rPr>
-          <w:rFonts w:ascii="標楷體" w:eastAsia="標楷體" w:hAnsi="標楷體" w:cs="標楷體" w:hint="eastAsia"/>
-          <w:color w:val="000000"/>
-          <w:sz w:val="28"/>
-          <w:szCs w:val="28"/>
-        </w:rPr>
-        <w:t>長大後</w:t>
-      </w:r>
-      <w:r>
-        <w:rPr>
-          <w:rFonts w:ascii="標楷體" w:eastAsia="標楷體" w:hAnsi="標楷體" w:cs="標楷體" w:hint="eastAsia"/>
-          <w:color w:val="000000"/>
-          <w:sz w:val="28"/>
-          <w:szCs w:val="28"/>
-        </w:rPr>
-        <w:t>--</w:t>
-      </w:r>
-      <w:r>
-        <w:rPr>
-          <w:rFonts w:ascii="標楷體" w:eastAsia="標楷體" w:hAnsi="標楷體" w:cs="標楷體" w:hint="eastAsia"/>
-          <w:color w:val="000000"/>
-          <w:sz w:val="28"/>
-          <w:szCs w:val="28"/>
-        </w:rPr>
-        <w:t>後來</w:t>
-      </w:r>
-      <w:r>
-        <w:rPr>
-          <w:rFonts w:ascii="標楷體" w:eastAsia="標楷體" w:hAnsi="標楷體" w:cs="標楷體" w:hint="eastAsia"/>
-          <w:color w:val="000000"/>
-          <w:sz w:val="28"/>
-          <w:szCs w:val="28"/>
-        </w:rPr>
-        <w:t>--</w:t>
-      </w:r>
-      <w:r>
-        <w:rPr>
-          <w:rFonts w:ascii="標楷體" w:eastAsia="標楷體" w:hAnsi="標楷體" w:cs="標楷體" w:hint="eastAsia"/>
-          <w:color w:val="000000"/>
-          <w:sz w:val="28"/>
-          <w:szCs w:val="28"/>
-        </w:rPr>
-        <w:t>現在，四個人生階段。另一方面，詩人以空間上的阻隔作為這四</w:t>
-      </w:r>
-      <w:proofErr w:type="gramStart"/>
-      <w:r>
-        <w:rPr>
-          <w:rFonts w:ascii="標楷體" w:eastAsia="標楷體" w:hAnsi="標楷體" w:cs="標楷體" w:hint="eastAsia"/>
-          <w:color w:val="000000"/>
-          <w:sz w:val="28"/>
-          <w:szCs w:val="28"/>
-        </w:rPr>
-        <w:t>個</w:t>
-      </w:r>
-      <w:proofErr w:type="gramEnd"/>
-      <w:r>
-        <w:rPr>
-          <w:rFonts w:ascii="標楷體" w:eastAsia="標楷體" w:hAnsi="標楷體" w:cs="標楷體" w:hint="eastAsia"/>
-          <w:color w:val="000000"/>
-          <w:sz w:val="28"/>
-          <w:szCs w:val="28"/>
-        </w:rPr>
-        <w:t>階段共同的特徵：小時候的母子分離</w:t>
-      </w:r>
-      <w:r>
-        <w:rPr>
-          <w:rFonts w:ascii="標楷體" w:eastAsia="標楷體" w:hAnsi="標楷體" w:cs="標楷體" w:hint="eastAsia"/>
-          <w:color w:val="000000"/>
-          <w:sz w:val="28"/>
-          <w:szCs w:val="28"/>
-        </w:rPr>
-        <w:t>--</w:t>
-      </w:r>
-      <w:r>
-        <w:rPr>
-          <w:rFonts w:ascii="標楷體" w:eastAsia="標楷體" w:hAnsi="標楷體" w:cs="標楷體" w:hint="eastAsia"/>
-          <w:color w:val="000000"/>
-          <w:sz w:val="28"/>
-          <w:szCs w:val="28"/>
-        </w:rPr>
-        <w:t>長大後的夫妻分離</w:t>
-      </w:r>
-      <w:r>
-        <w:rPr>
-          <w:rFonts w:ascii="標楷體" w:eastAsia="標楷體" w:hAnsi="標楷體" w:cs="標楷體" w:hint="eastAsia"/>
-          <w:color w:val="000000"/>
-          <w:sz w:val="28"/>
-          <w:szCs w:val="28"/>
-        </w:rPr>
-        <w:t>--</w:t>
-      </w:r>
-      <w:r>
-        <w:rPr>
-          <w:rFonts w:ascii="標楷體" w:eastAsia="標楷體" w:hAnsi="標楷體" w:cs="標楷體" w:hint="eastAsia"/>
-          <w:color w:val="000000"/>
-          <w:sz w:val="28"/>
-          <w:szCs w:val="28"/>
-        </w:rPr>
-        <w:t>後來的母子死別</w:t>
-      </w:r>
-      <w:r>
-        <w:rPr>
-          <w:rFonts w:ascii="標楷體" w:eastAsia="標楷體" w:hAnsi="標楷體" w:cs="標楷體" w:hint="eastAsia"/>
-          <w:color w:val="000000"/>
-          <w:sz w:val="28"/>
-          <w:szCs w:val="28"/>
-        </w:rPr>
-        <w:t>--</w:t>
-      </w:r>
-      <w:r>
-        <w:rPr>
-          <w:rFonts w:ascii="標楷體" w:eastAsia="標楷體" w:hAnsi="標楷體" w:cs="標楷體" w:hint="eastAsia"/>
-          <w:color w:val="000000"/>
-          <w:sz w:val="28"/>
-          <w:szCs w:val="28"/>
-        </w:rPr>
-        <w:t>現在的遊子與</w:t>
-      </w:r>
-      <w:r>
-        <w:rPr>
-          <w:rFonts w:ascii="標楷體" w:eastAsia="標楷體" w:hAnsi="標楷體" w:cs="標楷體" w:hint="eastAsia"/>
-          <w:color w:val="000000"/>
-          <w:sz w:val="28"/>
-          <w:szCs w:val="28"/>
-          <w:u w:val="single"/>
-        </w:rPr>
-        <w:t>大陸</w:t>
-      </w:r>
-      <w:r>
-        <w:rPr>
-          <w:rFonts w:ascii="標楷體" w:eastAsia="標楷體" w:hAnsi="標楷體" w:cs="標楷體" w:hint="eastAsia"/>
-          <w:color w:val="000000"/>
-          <w:sz w:val="28"/>
-          <w:szCs w:val="28"/>
-        </w:rPr>
-        <w:t>的分離。詩人為這人生的四個階段各自找到一個表達鄉愁的對應物：小時候的郵票</w:t>
-      </w:r>
-      <w:r>
-        <w:rPr>
-          <w:rFonts w:ascii="標楷體" w:eastAsia="標楷體" w:hAnsi="標楷體" w:cs="標楷體" w:hint="eastAsia"/>
-          <w:color w:val="000000"/>
-          <w:sz w:val="28"/>
-          <w:szCs w:val="28"/>
-        </w:rPr>
-        <w:t>--</w:t>
-      </w:r>
-      <w:r>
-        <w:rPr>
-          <w:rFonts w:ascii="標楷體" w:eastAsia="標楷體" w:hAnsi="標楷體" w:cs="標楷體" w:hint="eastAsia"/>
-          <w:color w:val="000000"/>
-          <w:sz w:val="28"/>
-          <w:szCs w:val="28"/>
-        </w:rPr>
-        <w:t>長大後的船票</w:t>
-      </w:r>
-      <w:r>
-        <w:rPr>
-          <w:rFonts w:ascii="標楷體" w:eastAsia="標楷體" w:hAnsi="標楷體" w:cs="標楷體" w:hint="eastAsia"/>
-          <w:color w:val="000000"/>
-          <w:sz w:val="28"/>
-          <w:szCs w:val="28"/>
-        </w:rPr>
-        <w:t>--</w:t>
-      </w:r>
-      <w:r>
-        <w:rPr>
-          <w:rFonts w:ascii="標楷體" w:eastAsia="標楷體" w:hAnsi="標楷體" w:cs="標楷體" w:hint="eastAsia"/>
-          <w:color w:val="000000"/>
-          <w:sz w:val="28"/>
-          <w:szCs w:val="28"/>
-        </w:rPr>
-        <w:t>後來的墳墓</w:t>
-      </w:r>
-      <w:r>
-        <w:rPr>
-          <w:rFonts w:ascii="標楷體" w:eastAsia="標楷體" w:hAnsi="標楷體" w:cs="標楷體" w:hint="eastAsia"/>
-          <w:color w:val="000000"/>
-          <w:sz w:val="28"/>
-          <w:szCs w:val="28"/>
-        </w:rPr>
-        <w:t>--</w:t>
-      </w:r>
-      <w:r>
-        <w:rPr>
-          <w:rFonts w:ascii="標楷體" w:eastAsia="標楷體" w:hAnsi="標楷體" w:cs="標楷體" w:hint="eastAsia"/>
-          <w:color w:val="000000"/>
-          <w:sz w:val="28"/>
-          <w:szCs w:val="28"/>
-        </w:rPr>
-        <w:t>現在的海峽。由此，看到這</w:t>
-      </w:r>
-      <w:proofErr w:type="gramStart"/>
-      <w:r>
-        <w:rPr>
-          <w:rFonts w:ascii="標楷體" w:eastAsia="標楷體" w:hAnsi="標楷體" w:cs="標楷體" w:hint="eastAsia"/>
-          <w:color w:val="000000"/>
-          <w:sz w:val="28"/>
-          <w:szCs w:val="28"/>
-        </w:rPr>
-        <w:t>首詩以時空</w:t>
-      </w:r>
-      <w:proofErr w:type="gramEnd"/>
-      <w:r>
-        <w:rPr>
-          <w:rFonts w:ascii="標楷體" w:eastAsia="標楷體" w:hAnsi="標楷體" w:cs="標楷體" w:hint="eastAsia"/>
-          <w:color w:val="000000"/>
-          <w:sz w:val="28"/>
-          <w:szCs w:val="28"/>
-        </w:rPr>
-        <w:t>的隔離與變化來層層推進</w:t>
-      </w:r>
-      <w:proofErr w:type="gramStart"/>
-      <w:r>
-        <w:rPr>
-          <w:rFonts w:ascii="標楷體" w:eastAsia="標楷體" w:hAnsi="標楷體" w:cs="標楷體" w:hint="eastAsia"/>
-          <w:color w:val="000000"/>
-          <w:sz w:val="28"/>
-          <w:szCs w:val="28"/>
-        </w:rPr>
-        <w:t>詩情的抒發</w:t>
-      </w:r>
-      <w:proofErr w:type="gramEnd"/>
-      <w:r>
-        <w:rPr>
-          <w:rFonts w:ascii="標楷體" w:eastAsia="標楷體" w:hAnsi="標楷體" w:cs="標楷體" w:hint="eastAsia"/>
-          <w:color w:val="000000"/>
-          <w:sz w:val="28"/>
-          <w:szCs w:val="28"/>
-        </w:rPr>
-        <w:t>，構思極為巧妙。</w:t>
+        <w:t>。那「淺淺的海峽」本可輕易跨越，卻因政治與歷史的阻隔而成為難以</w:t>
+      </w:r>
+      <w:r>
+        <w:rPr>
+          <w:rFonts w:ascii="標楷體" w:eastAsia="標楷體" w:hAnsi="標楷體" w:cs="標楷體" w:hint="eastAsia"/>
+          <w:b/>
+          <w:bCs/>
+          <w:color w:val="000000"/>
+          <w:sz w:val="28"/>
+          <w:szCs w:val="28"/>
+        </w:rPr>
+        <w:t>逾越</w:t>
+      </w:r>
+      <w:r>
+        <w:rPr>
+          <w:rFonts w:ascii="標楷體" w:eastAsia="標楷體" w:hAnsi="標楷體" w:cs="標楷體" w:hint="eastAsia"/>
+          <w:color w:val="000000"/>
+          <w:sz w:val="28"/>
+          <w:szCs w:val="28"/>
+        </w:rPr>
+        <w:t>的</w:t>
+      </w:r>
+      <w:r>
+        <w:rPr>
+          <w:rFonts w:ascii="標楷體" w:eastAsia="標楷體" w:hAnsi="標楷體" w:cs="標楷體" w:hint="eastAsia"/>
+          <w:b/>
+          <w:bCs/>
+          <w:color w:val="000000"/>
+          <w:sz w:val="28"/>
+          <w:szCs w:val="28"/>
+        </w:rPr>
+        <w:t>天塹</w:t>
+      </w:r>
+      <w:r>
+        <w:rPr>
+          <w:rFonts w:ascii="標楷體" w:eastAsia="標楷體" w:hAnsi="標楷體" w:cs="標楷體" w:hint="eastAsia"/>
+          <w:color w:val="000000"/>
+          <w:sz w:val="28"/>
+          <w:szCs w:val="28"/>
+        </w:rPr>
+        <w:t>，這種反差更顯出詩人心中無窮的無奈與沉痛。</w:t>
       </w:r>
     </w:p>
     <w:p>
       <w:pPr>
         <w:widowControl/>
-        <w:spacing w:line="440" w:lineRule="exact"/>
+        <w:spacing w:line="480" w:lineRule="exact"/>
         <w:ind w:left="-6" w:hanging="11"/>
-        <w:rPr>
-          <w:rFonts w:ascii="標楷體" w:eastAsia="標楷體" w:hAnsi="標楷體" w:cs="標楷體" w:hint="eastAsia"/>
-          <w:color w:val="000000"/>
-          <w:sz w:val="28"/>
-          <w:szCs w:val="28"/>
-        </w:rPr>
-      </w:pPr>
-      <w:r>
-        <w:rPr>
-          <w:rFonts w:ascii="標楷體" w:eastAsia="標楷體" w:hAnsi="標楷體" w:cs="標楷體" w:hint="eastAsia"/>
-          <w:color w:val="000000"/>
-          <w:sz w:val="28"/>
-          <w:szCs w:val="28"/>
-        </w:rPr>
-        <w:t xml:space="preserve">    </w:t>
-      </w:r>
-      <w:r>
-        <w:rPr>
-          <w:rFonts w:ascii="標楷體" w:eastAsia="標楷體" w:hAnsi="標楷體" w:cs="標楷體" w:hint="eastAsia"/>
-          <w:color w:val="000000"/>
-          <w:sz w:val="28"/>
-          <w:szCs w:val="28"/>
-        </w:rPr>
-        <w:t>詩人精練地提取了幾個單純的意象：郵票、船票、墳墓、海峽。這四</w:t>
-      </w:r>
-      <w:proofErr w:type="gramStart"/>
-      <w:r>
-        <w:rPr>
-          <w:rFonts w:ascii="標楷體" w:eastAsia="標楷體" w:hAnsi="標楷體" w:cs="標楷體" w:hint="eastAsia"/>
-          <w:color w:val="000000"/>
-          <w:sz w:val="28"/>
-          <w:szCs w:val="28"/>
-        </w:rPr>
-        <w:t>個</w:t>
-      </w:r>
-      <w:proofErr w:type="gramEnd"/>
-      <w:r>
-        <w:rPr>
-          <w:rFonts w:ascii="標楷體" w:eastAsia="標楷體" w:hAnsi="標楷體" w:cs="標楷體" w:hint="eastAsia"/>
-          <w:color w:val="000000"/>
-          <w:sz w:val="28"/>
-          <w:szCs w:val="28"/>
-        </w:rPr>
-        <w:t>意象是單純、明朗、集中、強烈。它們又是豐富</w:t>
-      </w:r>
-      <w:r>
-        <w:rPr>
-          <w:rFonts w:ascii="標楷體" w:eastAsia="標楷體" w:hAnsi="標楷體" w:cs="標楷體" w:hint="eastAsia"/>
-          <w:color w:val="000000"/>
-          <w:sz w:val="28"/>
-          <w:szCs w:val="28"/>
-        </w:rPr>
-        <w:t>、</w:t>
-      </w:r>
-      <w:r>
-        <w:rPr>
-          <w:rFonts w:ascii="標楷體" w:eastAsia="標楷體" w:hAnsi="標楷體" w:cs="標楷體" w:hint="eastAsia"/>
-          <w:color w:val="000000"/>
-          <w:sz w:val="28"/>
-          <w:szCs w:val="28"/>
-        </w:rPr>
-        <w:t>含蓄有張力，能誘發讀者多方面的聯想。這四</w:t>
-      </w:r>
-      <w:proofErr w:type="gramStart"/>
-      <w:r>
-        <w:rPr>
-          <w:rFonts w:ascii="標楷體" w:eastAsia="標楷體" w:hAnsi="標楷體" w:cs="標楷體" w:hint="eastAsia"/>
-          <w:color w:val="000000"/>
-          <w:sz w:val="28"/>
-          <w:szCs w:val="28"/>
-        </w:rPr>
-        <w:t>個</w:t>
-      </w:r>
-      <w:proofErr w:type="gramEnd"/>
-      <w:r>
-        <w:rPr>
-          <w:rFonts w:ascii="標楷體" w:eastAsia="標楷體" w:hAnsi="標楷體" w:cs="標楷體" w:hint="eastAsia"/>
-          <w:color w:val="000000"/>
-          <w:sz w:val="28"/>
-          <w:szCs w:val="28"/>
-        </w:rPr>
-        <w:t>意象把本是一個非常抽象的</w:t>
-      </w:r>
-      <w:r>
-        <w:rPr>
-          <w:rFonts w:ascii="標楷體" w:eastAsia="標楷體" w:hAnsi="標楷體" w:cs="標楷體" w:hint="eastAsia"/>
-          <w:color w:val="000000"/>
-          <w:sz w:val="28"/>
-          <w:szCs w:val="28"/>
-        </w:rPr>
-        <w:t>「</w:t>
-      </w:r>
-      <w:r>
-        <w:rPr>
-          <w:rFonts w:ascii="標楷體" w:eastAsia="標楷體" w:hAnsi="標楷體" w:cs="標楷體" w:hint="eastAsia"/>
-          <w:color w:val="000000"/>
-          <w:sz w:val="28"/>
-          <w:szCs w:val="28"/>
-        </w:rPr>
-        <w:t>鄉愁</w:t>
-      </w:r>
-      <w:r>
-        <w:rPr>
-          <w:rFonts w:ascii="標楷體" w:eastAsia="標楷體" w:hAnsi="標楷體" w:cs="標楷體" w:hint="eastAsia"/>
-          <w:color w:val="000000"/>
-          <w:sz w:val="28"/>
-          <w:szCs w:val="28"/>
-        </w:rPr>
-        <w:t>」</w:t>
-      </w:r>
-      <w:r>
-        <w:rPr>
-          <w:rFonts w:ascii="標楷體" w:eastAsia="標楷體" w:hAnsi="標楷體" w:cs="標楷體" w:hint="eastAsia"/>
-          <w:color w:val="000000"/>
-          <w:sz w:val="28"/>
-          <w:szCs w:val="28"/>
-        </w:rPr>
-        <w:t>物化、具體化，通過</w:t>
-      </w:r>
-      <w:r>
-        <w:rPr>
-          <w:rFonts w:ascii="標楷體" w:eastAsia="標楷體" w:hAnsi="標楷體" w:cs="標楷體" w:hint="eastAsia"/>
-          <w:color w:val="000000"/>
-          <w:sz w:val="28"/>
-          <w:szCs w:val="28"/>
-        </w:rPr>
-        <w:t>「</w:t>
-      </w:r>
-      <w:proofErr w:type="gramStart"/>
-      <w:r>
-        <w:rPr>
-          <w:rFonts w:ascii="標楷體" w:eastAsia="標楷體" w:hAnsi="標楷體" w:cs="標楷體" w:hint="eastAsia"/>
-          <w:color w:val="000000"/>
-          <w:sz w:val="28"/>
-          <w:szCs w:val="28"/>
-        </w:rPr>
-        <w:t>托物寄情</w:t>
-      </w:r>
-      <w:proofErr w:type="gramEnd"/>
-      <w:r>
-        <w:rPr>
-          <w:rFonts w:ascii="標楷體" w:eastAsia="標楷體" w:hAnsi="標楷體" w:cs="標楷體" w:hint="eastAsia"/>
-          <w:color w:val="000000"/>
-          <w:sz w:val="28"/>
-          <w:szCs w:val="28"/>
-        </w:rPr>
-        <w:t>」</w:t>
-      </w:r>
-      <w:r>
-        <w:rPr>
-          <w:rFonts w:ascii="標楷體" w:eastAsia="標楷體" w:hAnsi="標楷體" w:cs="標楷體" w:hint="eastAsia"/>
-          <w:color w:val="000000"/>
-          <w:sz w:val="28"/>
-          <w:szCs w:val="28"/>
-        </w:rPr>
-        <w:t>取得了很好的藝術效果。這些意象和</w:t>
-      </w:r>
-      <w:r>
-        <w:rPr>
-          <w:rFonts w:ascii="標楷體" w:eastAsia="標楷體" w:hAnsi="標楷體" w:cs="標楷體" w:hint="eastAsia"/>
-          <w:color w:val="000000"/>
-          <w:sz w:val="28"/>
-          <w:szCs w:val="28"/>
-        </w:rPr>
-        <w:t>「</w:t>
-      </w:r>
-      <w:r>
-        <w:rPr>
-          <w:rFonts w:ascii="標楷體" w:eastAsia="標楷體" w:hAnsi="標楷體" w:cs="標楷體" w:hint="eastAsia"/>
-          <w:color w:val="000000"/>
-          <w:sz w:val="28"/>
-          <w:szCs w:val="28"/>
-        </w:rPr>
-        <w:t>這</w:t>
-      </w:r>
-      <w:r>
-        <w:rPr>
-          <w:rFonts w:ascii="標楷體" w:eastAsia="標楷體" w:hAnsi="標楷體" w:cs="標楷體" w:hint="eastAsia"/>
-          <w:color w:val="000000"/>
-          <w:sz w:val="28"/>
-          <w:szCs w:val="28"/>
-        </w:rPr>
-        <w:t>」</w:t>
-      </w:r>
-      <w:r>
-        <w:rPr>
-          <w:rFonts w:ascii="標楷體" w:eastAsia="標楷體" w:hAnsi="標楷體" w:cs="標楷體" w:hint="eastAsia"/>
-          <w:color w:val="000000"/>
-          <w:sz w:val="28"/>
-          <w:szCs w:val="28"/>
-        </w:rPr>
-        <w:t>、</w:t>
-      </w:r>
-      <w:r>
-        <w:rPr>
-          <w:rFonts w:ascii="標楷體" w:eastAsia="標楷體" w:hAnsi="標楷體" w:cs="標楷體" w:hint="eastAsia"/>
-          <w:color w:val="000000"/>
-          <w:sz w:val="28"/>
-          <w:szCs w:val="28"/>
-        </w:rPr>
-        <w:t>「</w:t>
-      </w:r>
-      <w:r>
-        <w:rPr>
-          <w:rFonts w:ascii="標楷體" w:eastAsia="標楷體" w:hAnsi="標楷體" w:cs="標楷體" w:hint="eastAsia"/>
-          <w:color w:val="000000"/>
-          <w:sz w:val="28"/>
-          <w:szCs w:val="28"/>
-        </w:rPr>
-        <w:t>那</w:t>
-      </w:r>
-      <w:r>
-        <w:rPr>
-          <w:rFonts w:ascii="標楷體" w:eastAsia="標楷體" w:hAnsi="標楷體" w:cs="標楷體" w:hint="eastAsia"/>
-          <w:color w:val="000000"/>
-          <w:sz w:val="28"/>
-          <w:szCs w:val="28"/>
-        </w:rPr>
-        <w:t>」</w:t>
-      </w:r>
-      <w:r>
-        <w:rPr>
-          <w:rFonts w:ascii="標楷體" w:eastAsia="標楷體" w:hAnsi="標楷體" w:cs="標楷體" w:hint="eastAsia"/>
-          <w:color w:val="000000"/>
-          <w:sz w:val="28"/>
-          <w:szCs w:val="28"/>
-        </w:rPr>
-        <w:t>這兩</w:t>
-      </w:r>
-      <w:proofErr w:type="gramStart"/>
-      <w:r>
-        <w:rPr>
-          <w:rFonts w:ascii="標楷體" w:eastAsia="標楷體" w:hAnsi="標楷體" w:cs="標楷體" w:hint="eastAsia"/>
-          <w:color w:val="000000"/>
-          <w:sz w:val="28"/>
-          <w:szCs w:val="28"/>
-        </w:rPr>
-        <w:t>個</w:t>
-      </w:r>
-      <w:proofErr w:type="gramEnd"/>
-      <w:r>
-        <w:rPr>
-          <w:rFonts w:ascii="標楷體" w:eastAsia="標楷體" w:hAnsi="標楷體" w:cs="標楷體" w:hint="eastAsia"/>
-          <w:color w:val="000000"/>
-          <w:sz w:val="28"/>
-          <w:szCs w:val="28"/>
-        </w:rPr>
-        <w:t>簡單的指示代詞聯接在一起，巧妙地將彼此隔離的人、物、時間和空間，將愁緒的兩端緊密融合。若有若無</w:t>
-      </w:r>
-      <w:r>
-        <w:rPr>
-          <w:rFonts w:ascii="標楷體" w:eastAsia="標楷體" w:hAnsi="標楷體" w:cs="標楷體" w:hint="eastAsia"/>
-          <w:color w:val="000000"/>
-          <w:sz w:val="28"/>
-          <w:szCs w:val="28"/>
-        </w:rPr>
-        <w:lastRenderedPageBreak/>
-        <w:t>的距離和聯繫，給那些整日在相思、別離和相聚</w:t>
-      </w:r>
-      <w:r>
-        <w:rPr>
-          <w:rFonts w:ascii="標楷體" w:eastAsia="標楷體" w:hAnsi="標楷體" w:cs="標楷體" w:hint="eastAsia"/>
-          <w:color w:val="000000"/>
-          <w:sz w:val="28"/>
-          <w:szCs w:val="28"/>
-        </w:rPr>
-        <w:t>間</w:t>
-      </w:r>
-      <w:r>
-        <w:rPr>
-          <w:rFonts w:ascii="標楷體" w:eastAsia="標楷體" w:hAnsi="標楷體" w:cs="標楷體" w:hint="eastAsia"/>
-          <w:color w:val="000000"/>
-          <w:sz w:val="28"/>
-          <w:szCs w:val="28"/>
-        </w:rPr>
-        <w:t>奔波的人們一種強烈的共鳴，給人們一種</w:t>
+        <w:jc w:val="both"/>
+        <w:rPr>
+          <w:rFonts w:ascii="標楷體" w:eastAsia="標楷體" w:hAnsi="標楷體" w:cs="標楷體" w:hint="eastAsia"/>
+          <w:color w:val="000000"/>
+          <w:sz w:val="28"/>
+          <w:szCs w:val="28"/>
+        </w:rPr>
+      </w:pPr>
+      <w:r>
+        <w:rPr>
+          <w:rFonts w:ascii="標楷體" w:eastAsia="標楷體" w:hAnsi="標楷體" w:cs="標楷體" w:hint="eastAsia"/>
+          <w:color w:val="000000"/>
+          <w:sz w:val="28"/>
+          <w:szCs w:val="28"/>
+        </w:rPr>
+        <w:t xml:space="preserve">　　</w:t>
+      </w:r>
+      <w:r>
+        <w:rPr>
+          <w:rFonts w:ascii="標楷體" w:eastAsia="標楷體" w:hAnsi="標楷體" w:cs="標楷體" w:hint="eastAsia"/>
+          <w:color w:val="000000"/>
+          <w:sz w:val="28"/>
+          <w:szCs w:val="28"/>
+        </w:rPr>
+        <w:t>《鄉愁》之所以能引發跨越時代的共鳴，在於它成功地將個人的生命史與民族的苦難史交織在一起。</w:t>
+      </w:r>
+      <w:r>
+        <w:rPr>
+          <w:rFonts w:ascii="標楷體" w:eastAsia="標楷體" w:hAnsi="標楷體" w:cs="標楷體" w:hint="eastAsia"/>
+          <w:color w:val="000000"/>
+          <w:sz w:val="28"/>
+          <w:szCs w:val="28"/>
+          <w:u w:val="single"/>
+        </w:rPr>
+        <w:t>余光中</w:t>
+      </w:r>
+      <w:r>
+        <w:rPr>
+          <w:rFonts w:ascii="標楷體" w:eastAsia="標楷體" w:hAnsi="標楷體" w:cs="標楷體" w:hint="eastAsia"/>
+          <w:color w:val="000000"/>
+          <w:sz w:val="28"/>
+          <w:szCs w:val="28"/>
+        </w:rPr>
+        <w:t>從個人的母子之情、夫妻之愛，最終拓寬到對</w:t>
       </w:r>
       <w:r>
         <w:rPr>
@@ -1851,17 +1384,18 @@
           <w:color w:val="000000"/>
           <w:sz w:val="28"/>
           <w:szCs w:val="28"/>
-        </w:rPr>
-        <w:t>難以言表</w:t>
-      </w:r>
-      <w:r>
-        <w:rPr>
-          <w:rFonts w:ascii="標楷體" w:eastAsia="標楷體" w:hAnsi="標楷體" w:cs="標楷體" w:hint="eastAsia"/>
-          <w:color w:val="000000"/>
-          <w:sz w:val="28"/>
-          <w:szCs w:val="28"/>
-        </w:rPr>
-        <w:t>的哀愁和歡欣。詩歌以時間的次序為經，以兩地的距離為緯，在平鋪</w:t>
+          <w:u w:val="single"/>
+        </w:rPr>
+        <w:t>神州</w:t>
+      </w:r>
+      <w:r>
+        <w:rPr>
+          <w:rFonts w:ascii="標楷體" w:eastAsia="標楷體" w:hAnsi="標楷體" w:cs="標楷體" w:hint="eastAsia"/>
+          <w:color w:val="000000"/>
+          <w:sz w:val="28"/>
+          <w:szCs w:val="28"/>
+        </w:rPr>
+        <w:t>大陸的文化認同與歸屬感。</w:t>
       </w:r>
       <w:proofErr w:type="gramStart"/>
       <w:r>
@@ -1871,7 +1405,7 @@
           <w:sz w:val="28"/>
           <w:szCs w:val="28"/>
         </w:rPr>
-        <w:t>直舒中</w:t>
+        <w:t>全詩沒有</w:t>
       </w:r>
       <w:proofErr w:type="gramEnd"/>
       <w:r>
@@ -1881,166 +1415,7 @@
           <w:sz w:val="28"/>
           <w:szCs w:val="28"/>
         </w:rPr>
-        <w:t>自有一種動人心</w:t>
-      </w:r>
-      <w:proofErr w:type="gramStart"/>
-      <w:r>
-        <w:rPr>
-          <w:rFonts w:ascii="標楷體" w:eastAsia="標楷體" w:hAnsi="標楷體" w:cs="標楷體" w:hint="eastAsia"/>
-          <w:color w:val="000000"/>
-          <w:sz w:val="28"/>
-          <w:szCs w:val="28"/>
-        </w:rPr>
-        <w:t>魄</w:t>
-      </w:r>
-      <w:proofErr w:type="gramEnd"/>
-      <w:r>
-        <w:rPr>
-          <w:rFonts w:ascii="標楷體" w:eastAsia="標楷體" w:hAnsi="標楷體" w:cs="標楷體" w:hint="eastAsia"/>
-          <w:color w:val="000000"/>
-          <w:sz w:val="28"/>
-          <w:szCs w:val="28"/>
-        </w:rPr>
-        <w:t>的魅力，引起人們無限的哀愁和無盡的相</w:t>
-      </w:r>
-      <w:r>
-        <w:rPr>
-          <w:rFonts w:ascii="標楷體" w:eastAsia="標楷體" w:hAnsi="標楷體" w:cs="標楷體" w:hint="eastAsia"/>
-          <w:color w:val="000000"/>
-          <w:sz w:val="28"/>
-          <w:szCs w:val="28"/>
-        </w:rPr>
-        <w:t>思</w:t>
-      </w:r>
-      <w:r>
-        <w:rPr>
-          <w:rFonts w:ascii="標楷體" w:eastAsia="標楷體" w:hAnsi="標楷體" w:cs="標楷體" w:hint="eastAsia"/>
-          <w:color w:val="000000"/>
-          <w:sz w:val="28"/>
-          <w:szCs w:val="28"/>
-        </w:rPr>
-        <w:t>。</w:t>
-      </w:r>
-    </w:p>
-    <w:p>
-      <w:pPr>
-        <w:widowControl/>
-        <w:spacing w:line="440" w:lineRule="exact"/>
-        <w:ind w:left="-6" w:hanging="11"/>
-        <w:rPr>
-          <w:rFonts w:ascii="標楷體" w:eastAsia="標楷體" w:hAnsi="標楷體" w:cs="標楷體"/>
-          <w:color w:val="000000"/>
-          <w:sz w:val="28"/>
-          <w:szCs w:val="28"/>
-        </w:rPr>
-      </w:pPr>
-      <w:r>
-        <w:rPr>
-          <w:rFonts w:ascii="標楷體" w:eastAsia="標楷體" w:hAnsi="標楷體" w:cs="標楷體" w:hint="eastAsia"/>
-          <w:color w:val="000000"/>
-          <w:sz w:val="28"/>
-          <w:szCs w:val="28"/>
-        </w:rPr>
-        <w:t xml:space="preserve">    </w:t>
-      </w:r>
-      <w:r>
-        <w:rPr>
-          <w:rFonts w:ascii="標楷體" w:eastAsia="標楷體" w:hAnsi="標楷體" w:cs="標楷體" w:hint="eastAsia"/>
-          <w:color w:val="000000"/>
-          <w:sz w:val="28"/>
-          <w:szCs w:val="28"/>
-        </w:rPr>
-        <w:t>在均勻、整齊的句式中追求一種活潑、生機勃勃的表現形式，在恰當的意象組合中完美地運用語詞的音韻，使詩歌具有一種音樂般的節奏，</w:t>
-      </w:r>
-      <w:r>
-        <w:rPr>
-          <w:rFonts w:ascii="標楷體" w:eastAsia="標楷體" w:hAnsi="標楷體" w:cs="標楷體" w:hint="eastAsia"/>
-          <w:b/>
-          <w:bCs/>
-          <w:color w:val="000000"/>
-          <w:sz w:val="28"/>
-          <w:szCs w:val="28"/>
-        </w:rPr>
-        <w:t>迴旋往復</w:t>
-      </w:r>
-      <w:r>
-        <w:rPr>
-          <w:rFonts w:ascii="標楷體" w:eastAsia="標楷體" w:hAnsi="標楷體" w:cs="標楷體" w:hint="eastAsia"/>
-          <w:color w:val="000000"/>
-          <w:sz w:val="28"/>
-          <w:szCs w:val="28"/>
-        </w:rPr>
-        <w:t>，</w:t>
-      </w:r>
-      <w:r>
-        <w:rPr>
-          <w:rFonts w:ascii="標楷體" w:eastAsia="標楷體" w:hAnsi="標楷體" w:cs="標楷體" w:hint="eastAsia"/>
-          <w:b/>
-          <w:bCs/>
-          <w:color w:val="000000"/>
-          <w:sz w:val="28"/>
-          <w:szCs w:val="28"/>
-        </w:rPr>
-        <w:t>一唱三嘆</w:t>
-      </w:r>
-      <w:r>
-        <w:rPr>
-          <w:rFonts w:ascii="標楷體" w:eastAsia="標楷體" w:hAnsi="標楷體" w:cs="標楷體" w:hint="eastAsia"/>
-          <w:color w:val="000000"/>
-          <w:sz w:val="28"/>
-          <w:szCs w:val="28"/>
-        </w:rPr>
-        <w:t>。詩人用融合了</w:t>
-      </w:r>
-      <w:r>
-        <w:rPr>
-          <w:rFonts w:ascii="標楷體" w:eastAsia="標楷體" w:hAnsi="標楷體" w:cs="標楷體" w:hint="eastAsia"/>
-          <w:color w:val="000000"/>
-          <w:sz w:val="28"/>
-          <w:szCs w:val="28"/>
-          <w:u w:val="single"/>
-        </w:rPr>
-        <w:t>中國</w:t>
-      </w:r>
-      <w:r>
-        <w:rPr>
-          <w:rFonts w:ascii="標楷體" w:eastAsia="標楷體" w:hAnsi="標楷體" w:cs="標楷體" w:hint="eastAsia"/>
-          <w:color w:val="000000"/>
-          <w:sz w:val="28"/>
-          <w:szCs w:val="28"/>
-        </w:rPr>
-        <w:t>傳統審美特徵的現代詩語，唱出了詩人心中對故鄉、對祖國的深深眷戀之情。</w:t>
-      </w:r>
-      <w:r>
-        <w:rPr>
-          <w:rFonts w:ascii="標楷體" w:eastAsia="標楷體" w:hAnsi="標楷體" w:cs="標楷體" w:hint="eastAsia"/>
-          <w:color w:val="000000"/>
-          <w:sz w:val="28"/>
-          <w:szCs w:val="28"/>
-        </w:rPr>
-        <w:t>(資料來源：</w:t>
-      </w:r>
-      <w:hyperlink r:id="rId8" w:history="1">
-        <w:r>
-          <w:rPr>
-            <w:rStyle w:val="a3"/>
-            <w:rFonts w:ascii="標楷體" w:eastAsia="標楷體" w:hAnsi="標楷體" w:cs="標楷體"/>
-            <w:sz w:val="28"/>
-            <w:szCs w:val="28"/>
-          </w:rPr>
-          <w:t>https://bit.ly/3Kede9g</w:t>
-        </w:r>
-      </w:hyperlink>
-      <w:hyperlink r:id="rId9" w:history="1"/>
-      <w:hyperlink r:id="rId10" w:history="1"/>
-      <w:r>
-        <w:rPr>
-          <w:rFonts w:ascii="標楷體" w:eastAsia="標楷體" w:hAnsi="標楷體" w:cs="標楷體" w:hint="eastAsia"/>
-          <w:color w:val="000000"/>
-          <w:sz w:val="28"/>
-          <w:szCs w:val="28"/>
-        </w:rPr>
-        <w:t>)</w:t>
+        <w:t>激烈的政治口號，卻用最溫柔、最純粹的文學語言，寫出了大時代下無數離散華人共同的文化鄉愁。</w:t>
       </w:r>
     </w:p>
     <w:p>
@@ -2083,6 +1458,7 @@
           <w:szCs w:val="36"/>
           <w:bdr w:val="single" w:sz="4" w:space="0" w:color="auto"/>
         </w:rPr>
+        <w:lastRenderedPageBreak/>
         <w:t>補充</w:t>
       </w:r>
     </w:p>
@@ -2093,8 +1469,9 @@
           <w:ilvl w:val="0"/>
           <w:numId w:val="1"/>
         </w:numPr>
-        <w:spacing w:line="420" w:lineRule="exact"/>
-        <w:ind w:right="844"/>
+        <w:spacing w:line="480" w:lineRule="exact"/>
+        <w:ind w:left="284" w:hanging="284"/>
+        <w:jc w:val="both"/>
         <w:rPr>
           <w:rFonts w:ascii="標楷體" w:eastAsia="標楷體" w:hAnsi="標楷體" w:cs="標楷體"/>
           <w:color w:val="000000"/>
@@ -2109,83 +1486,7 @@
           <w:sz w:val="28"/>
           <w:szCs w:val="28"/>
         </w:rPr>
-        <w:t>淋漓</w:t>
-      </w:r>
-      <w:r>
-        <w:rPr>
-          <w:rFonts w:ascii="標楷體" w:eastAsia="標楷體" w:hAnsi="標楷體" w:cs="標楷體" w:hint="eastAsia"/>
-          <w:color w:val="000000"/>
-          <w:sz w:val="28"/>
-          <w:szCs w:val="28"/>
-        </w:rPr>
-        <w:t>(</w:t>
-      </w:r>
-      <w:proofErr w:type="gramStart"/>
-      <w:r>
-        <w:rPr>
-          <w:rFonts w:ascii="標楷體" w:eastAsia="標楷體" w:hAnsi="標楷體" w:cs="標楷體" w:hint="eastAsia"/>
-          <w:color w:val="FF0000"/>
-          <w:sz w:val="16"/>
-          <w:szCs w:val="16"/>
-        </w:rPr>
-        <w:t>ㄌㄧ</w:t>
-      </w:r>
-      <w:r>
-        <w:rPr>
-          <w:rFonts w:ascii="標楷體" w:eastAsia="標楷體" w:hAnsi="標楷體" w:cs="標楷體" w:hint="eastAsia"/>
-          <w:color w:val="FF0000"/>
-          <w:sz w:val="16"/>
-          <w:szCs w:val="16"/>
-        </w:rPr>
-        <w:t>ㄣˊ</w:t>
-      </w:r>
-      <w:proofErr w:type="gramEnd"/>
-      <w:r>
-        <w:rPr>
-          <w:rFonts w:ascii="標楷體" w:eastAsia="標楷體" w:hAnsi="標楷體" w:cs="標楷體" w:hint="eastAsia"/>
-          <w:color w:val="FF0000"/>
-          <w:sz w:val="16"/>
-          <w:szCs w:val="16"/>
-        </w:rPr>
-        <w:t xml:space="preserve"> </w:t>
-      </w:r>
-      <w:proofErr w:type="gramStart"/>
-      <w:r>
-        <w:rPr>
-          <w:rFonts w:ascii="標楷體" w:eastAsia="標楷體" w:hAnsi="標楷體" w:cs="標楷體" w:hint="eastAsia"/>
-          <w:color w:val="FF0000"/>
-          <w:sz w:val="16"/>
-          <w:szCs w:val="16"/>
-        </w:rPr>
-        <w:t>ㄌㄧ</w:t>
-      </w:r>
-      <w:r>
-        <w:rPr>
-          <w:rFonts w:ascii="標楷體" w:eastAsia="標楷體" w:hAnsi="標楷體" w:cs="標楷體" w:hint="eastAsia"/>
-          <w:color w:val="FF0000"/>
-          <w:sz w:val="16"/>
-          <w:szCs w:val="16"/>
-        </w:rPr>
-        <w:t>ˊ</w:t>
-      </w:r>
-      <w:proofErr w:type="gramEnd"/>
-      <w:r>
-        <w:rPr>
-          <w:rFonts w:ascii="標楷體" w:eastAsia="標楷體" w:hAnsi="標楷體" w:cs="標楷體" w:hint="eastAsia"/>
-          <w:color w:val="000000"/>
-          <w:sz w:val="28"/>
-          <w:szCs w:val="28"/>
-        </w:rPr>
-        <w:t>)</w:t>
-      </w:r>
-      <w:r>
-        <w:rPr>
-          <w:rFonts w:ascii="標楷體" w:eastAsia="標楷體" w:hAnsi="標楷體" w:cs="標楷體" w:hint="eastAsia"/>
-          <w:color w:val="000000"/>
-          <w:sz w:val="28"/>
-          <w:szCs w:val="28"/>
-        </w:rPr>
-        <w:t>盡致</w:t>
+        <w:t>享譽</w:t>
       </w:r>
       <w:r>
         <w:rPr>
@@ -2203,78 +1504,7 @@
           <w:sz w:val="28"/>
           <w:szCs w:val="28"/>
         </w:rPr>
-        <w:t>形容文章或言語表達得暢達詳盡。</w:t>
-      </w:r>
-    </w:p>
-    <w:p>
-      <w:pPr>
-        <w:widowControl/>
-        <w:spacing w:line="420" w:lineRule="exact"/>
-        <w:ind w:left="480" w:right="844"/>
-        <w:rPr>
-          <w:rFonts w:ascii="標楷體" w:eastAsia="標楷體" w:hAnsi="標楷體" w:cs="標楷體" w:hint="eastAsia"/>
-          <w:color w:val="000000"/>
-          <w:sz w:val="28"/>
-          <w:szCs w:val="28"/>
-        </w:rPr>
-      </w:pPr>
-      <w:r>
-        <w:rPr>
-          <w:rFonts w:ascii="標楷體" w:eastAsia="標楷體" w:hAnsi="標楷體" w:cs="標楷體" w:hint="eastAsia"/>
-          <w:color w:val="000000"/>
-          <w:sz w:val="28"/>
-          <w:szCs w:val="28"/>
-        </w:rPr>
-        <w:t>淋漓，溼透的樣子。</w:t>
-      </w:r>
-      <w:r>
-        <w:rPr>
-          <w:rFonts w:ascii="標楷體" w:eastAsia="標楷體" w:hAnsi="標楷體" w:cs="標楷體" w:hint="eastAsia"/>
-          <w:color w:val="000000"/>
-          <w:sz w:val="28"/>
-          <w:szCs w:val="28"/>
-        </w:rPr>
-        <w:t>盡致：</w:t>
-      </w:r>
-      <w:r>
-        <w:rPr>
-          <w:rFonts w:ascii="標楷體" w:eastAsia="標楷體" w:hAnsi="標楷體" w:cs="標楷體" w:hint="eastAsia"/>
-          <w:color w:val="000000"/>
-          <w:sz w:val="28"/>
-          <w:szCs w:val="28"/>
-        </w:rPr>
-        <w:t>指表現或表達得詳盡徹底</w:t>
-      </w:r>
-      <w:r>
-        <w:rPr>
-          <w:rFonts w:ascii="標楷體" w:eastAsia="標楷體" w:hAnsi="標楷體" w:cs="標楷體" w:hint="eastAsia"/>
-          <w:color w:val="000000"/>
-          <w:sz w:val="28"/>
-          <w:szCs w:val="28"/>
-        </w:rPr>
-        <w:t>。</w:t>
-      </w:r>
-    </w:p>
-    <w:p>
-      <w:pPr>
-        <w:widowControl/>
-        <w:spacing w:line="420" w:lineRule="exact"/>
-        <w:ind w:left="480" w:right="844"/>
-        <w:rPr>
-          <w:rFonts w:ascii="標楷體" w:eastAsia="標楷體" w:hAnsi="標楷體" w:cs="標楷體"/>
-          <w:color w:val="000000"/>
-          <w:sz w:val="28"/>
-          <w:szCs w:val="28"/>
-        </w:rPr>
-      </w:pPr>
-      <w:r>
-        <w:rPr>
-          <w:rFonts w:ascii="標楷體" w:eastAsia="標楷體" w:hAnsi="標楷體" w:cs="標楷體" w:hint="eastAsia"/>
-          <w:color w:val="000000"/>
-          <w:sz w:val="28"/>
-          <w:szCs w:val="28"/>
-        </w:rPr>
-        <w:t>【例】這本小說將人性刻劃得淋漓盡致。</w:t>
+        <w:t>享有極高的名譽或聲望。形容余光中的《鄉愁》在華人世界非常出名，受到大眾廣泛的讚賞與肯定。</w:t>
       </w:r>
     </w:p>
     <w:p>
@@ -2284,8 +1514,9 @@
           <w:ilvl w:val="0"/>
           <w:numId w:val="1"/>
         </w:numPr>
-        <w:spacing w:line="420" w:lineRule="exact"/>
-        <w:ind w:right="844"/>
+        <w:spacing w:line="480" w:lineRule="exact"/>
+        <w:ind w:left="284" w:hanging="284"/>
+        <w:jc w:val="both"/>
         <w:rPr>
           <w:rFonts w:ascii="標楷體" w:eastAsia="標楷體" w:hAnsi="標楷體" w:cs="標楷體"/>
           <w:color w:val="000000"/>
@@ -2300,83 +1531,54 @@
           <w:sz w:val="28"/>
           <w:szCs w:val="28"/>
         </w:rPr>
-        <w:t>摯愛</w:t>
-      </w:r>
-    </w:p>
-    <w:p>
-      <w:pPr>
-        <w:widowControl/>
-        <w:numPr>
-          <w:ilvl w:val="0"/>
-          <w:numId w:val="4"/>
-        </w:numPr>
-        <w:spacing w:line="420" w:lineRule="exact"/>
-        <w:ind w:right="844"/>
-        <w:rPr>
-          <w:rFonts w:ascii="標楷體" w:eastAsia="標楷體" w:hAnsi="標楷體" w:cs="標楷體" w:hint="eastAsia"/>
-          <w:color w:val="000000"/>
-          <w:sz w:val="28"/>
-          <w:szCs w:val="28"/>
-        </w:rPr>
-      </w:pPr>
-      <w:r>
-        <w:rPr>
-          <w:rFonts w:ascii="標楷體" w:eastAsia="標楷體" w:hAnsi="標楷體" w:cs="標楷體" w:hint="eastAsia"/>
-          <w:color w:val="000000"/>
-          <w:sz w:val="28"/>
-          <w:szCs w:val="28"/>
-        </w:rPr>
-        <w:t>真誠相愛。【例】他是我終生摯愛的人。</w:t>
-      </w:r>
-    </w:p>
-    <w:p>
-      <w:pPr>
-        <w:pStyle w:val="ab"/>
-        <w:numPr>
-          <w:ilvl w:val="0"/>
-          <w:numId w:val="4"/>
-        </w:numPr>
-        <w:spacing w:line="420" w:lineRule="exact"/>
-        <w:ind w:leftChars="0"/>
-        <w:rPr>
-          <w:rFonts w:ascii="標楷體" w:eastAsia="標楷體" w:hAnsi="標楷體" w:cs="標楷體"/>
-          <w:color w:val="000000"/>
-          <w:sz w:val="28"/>
-          <w:szCs w:val="28"/>
-        </w:rPr>
-      </w:pPr>
-      <w:r>
-        <w:rPr>
-          <w:rFonts w:hint="eastAsia"/>
-        </w:rPr>
-        <w:t>指</w:t>
-      </w:r>
-      <w:r>
-        <w:rPr>
-          <w:rFonts w:ascii="標楷體" w:eastAsia="標楷體" w:hAnsi="標楷體" w:cs="標楷體" w:hint="eastAsia"/>
-          <w:color w:val="000000"/>
-          <w:sz w:val="28"/>
-          <w:szCs w:val="28"/>
-        </w:rPr>
-        <w:t>真誠喜愛的人、事、物。【例】音樂是我的摯愛，我永遠不會放</w:t>
-      </w:r>
-      <w:r>
-        <w:rPr>
-          <w:rFonts w:ascii="標楷體" w:eastAsia="標楷體" w:hAnsi="標楷體" w:cs="標楷體" w:hint="eastAsia"/>
-          <w:color w:val="000000"/>
-          <w:sz w:val="28"/>
-          <w:szCs w:val="28"/>
-        </w:rPr>
-        <w:t>棄</w:t>
-      </w:r>
-      <w:r>
-        <w:rPr>
-          <w:rFonts w:ascii="標楷體" w:eastAsia="標楷體" w:hAnsi="標楷體" w:cs="標楷體" w:hint="eastAsia"/>
-          <w:color w:val="000000"/>
-          <w:sz w:val="28"/>
-          <w:szCs w:val="28"/>
-        </w:rPr>
-        <w:t>。</w:t>
+        <w:t>具</w:t>
+      </w:r>
+      <w:proofErr w:type="gramStart"/>
+      <w:r>
+        <w:rPr>
+          <w:rFonts w:ascii="標楷體" w:eastAsia="標楷體" w:hAnsi="標楷體" w:cs="標楷體" w:hint="eastAsia"/>
+          <w:color w:val="000000"/>
+          <w:sz w:val="28"/>
+          <w:szCs w:val="28"/>
+        </w:rPr>
+        <w:t>象</w:t>
+      </w:r>
+      <w:proofErr w:type="gramEnd"/>
+      <w:r>
+        <w:rPr>
+          <w:rFonts w:ascii="標楷體" w:eastAsia="標楷體" w:hAnsi="標楷體" w:cs="標楷體" w:hint="eastAsia"/>
+          <w:color w:val="000000"/>
+          <w:sz w:val="28"/>
+          <w:szCs w:val="28"/>
+        </w:rPr>
+        <w:t>化</w:t>
+      </w:r>
+      <w:r>
+        <w:rPr>
+          <w:rFonts w:ascii="標楷體" w:eastAsia="標楷體" w:hAnsi="標楷體" w:cs="標楷體" w:hint="eastAsia"/>
+          <w:color w:val="000000"/>
+          <w:sz w:val="28"/>
+          <w:szCs w:val="28"/>
+        </w:rPr>
+        <w:t>：</w:t>
+      </w:r>
+      <w:r>
+        <w:rPr>
+          <w:rFonts w:ascii="標楷體" w:eastAsia="標楷體" w:hAnsi="標楷體" w:cs="標楷體" w:hint="eastAsia"/>
+          <w:color w:val="000000"/>
+          <w:sz w:val="28"/>
+          <w:szCs w:val="28"/>
+        </w:rPr>
+        <w:t>將抽象的概念、情感，用具體、看得見、摸得著的事物表現出來。</w:t>
+      </w:r>
+      <w:r>
+        <w:rPr>
+          <w:rFonts w:ascii="標楷體" w:eastAsia="標楷體" w:hAnsi="標楷體" w:cs="標楷體" w:hint="eastAsia"/>
+          <w:color w:val="000000"/>
+          <w:sz w:val="28"/>
+          <w:szCs w:val="28"/>
+        </w:rPr>
+        <w:t>詩人把看不見的「鄉愁」，變成看得到、摸得到的「郵票、船票、墳墓、海峽」，讓讀者更容易感受那份思念。</w:t>
       </w:r>
     </w:p>
     <w:p>
@@ -2386,8 +1588,9 @@
           <w:ilvl w:val="0"/>
           <w:numId w:val="1"/>
         </w:numPr>
-        <w:spacing w:line="420" w:lineRule="exact"/>
-        <w:ind w:right="844"/>
+        <w:spacing w:line="480" w:lineRule="exact"/>
+        <w:ind w:left="284" w:hanging="284"/>
+        <w:jc w:val="both"/>
         <w:rPr>
           <w:rFonts w:ascii="標楷體" w:eastAsia="標楷體" w:hAnsi="標楷體" w:cs="標楷體"/>
           <w:color w:val="000000"/>
@@ -2402,74 +1605,7 @@
           <w:sz w:val="28"/>
           <w:szCs w:val="28"/>
         </w:rPr>
-        <w:t>烙</w:t>
-      </w:r>
-      <w:r>
-        <w:rPr>
-          <w:rFonts w:ascii="標楷體" w:eastAsia="標楷體" w:hAnsi="標楷體" w:cs="標楷體" w:hint="eastAsia"/>
-          <w:color w:val="000000"/>
-          <w:sz w:val="28"/>
-          <w:szCs w:val="28"/>
-        </w:rPr>
-        <w:t>(</w:t>
-      </w:r>
-      <w:proofErr w:type="gramStart"/>
-      <w:r>
-        <w:rPr>
-          <w:rFonts w:ascii="標楷體" w:eastAsia="標楷體" w:hAnsi="標楷體" w:cs="標楷體" w:hint="eastAsia"/>
-          <w:color w:val="FF0000"/>
-          <w:sz w:val="16"/>
-          <w:szCs w:val="16"/>
-        </w:rPr>
-        <w:t>ㄌ</w:t>
-      </w:r>
-      <w:r>
-        <w:rPr>
-          <w:rFonts w:ascii="標楷體" w:eastAsia="標楷體" w:hAnsi="標楷體" w:cs="標楷體" w:hint="eastAsia"/>
-          <w:color w:val="FF0000"/>
-          <w:sz w:val="16"/>
-          <w:szCs w:val="16"/>
-        </w:rPr>
-        <w:t>ㄠˋ</w:t>
-      </w:r>
-      <w:proofErr w:type="gramEnd"/>
-      <w:r>
-        <w:rPr>
-          <w:rFonts w:ascii="標楷體" w:eastAsia="標楷體" w:hAnsi="標楷體" w:cs="標楷體" w:hint="eastAsia"/>
-          <w:color w:val="000000"/>
-          <w:sz w:val="16"/>
-          <w:szCs w:val="16"/>
-        </w:rPr>
-        <w:t>、</w:t>
-      </w:r>
-      <w:proofErr w:type="gramStart"/>
-      <w:r>
-        <w:rPr>
-          <w:rFonts w:ascii="標楷體" w:eastAsia="標楷體" w:hAnsi="標楷體" w:cs="標楷體" w:hint="eastAsia"/>
-          <w:color w:val="FF0000"/>
-          <w:sz w:val="16"/>
-          <w:szCs w:val="16"/>
-        </w:rPr>
-        <w:t>ㄌㄨㄛ</w:t>
-      </w:r>
-      <w:r>
-        <w:rPr>
-          <w:rFonts w:ascii="標楷體" w:eastAsia="標楷體" w:hAnsi="標楷體" w:cs="標楷體" w:hint="eastAsia"/>
-          <w:color w:val="FF0000"/>
-          <w:sz w:val="16"/>
-          <w:szCs w:val="16"/>
-        </w:rPr>
-        <w:t>ˋ</w:t>
-      </w:r>
-      <w:proofErr w:type="gramEnd"/>
-      <w:r>
-        <w:rPr>
-          <w:rFonts w:ascii="標楷體" w:eastAsia="標楷體" w:hAnsi="標楷體" w:cs="標楷體" w:hint="eastAsia"/>
-          <w:color w:val="000000"/>
-          <w:sz w:val="28"/>
-          <w:szCs w:val="28"/>
-        </w:rPr>
-        <w:t>)</w:t>
+        <w:t>層層遞進</w:t>
       </w:r>
       <w:r>
         <w:rPr>
@@ -2487,7 +1623,7 @@
           <w:sz w:val="28"/>
           <w:szCs w:val="28"/>
         </w:rPr>
-        <w:t>用燒熱的金屬在牛馬或物體上留下標誌。</w:t>
+        <w:t>思想、情感或文章內容隨著步驟，一步一步由淺入深、由小到大、由低到高地推進。形容詩中的情感隨著時間推移，從童年對母親的依戀，發展到青年的愛情、中年的生死離別，最後擴大到對整個國家的思念，情感越來越深厚。</w:t>
       </w:r>
     </w:p>
     <w:p>
@@ -2497,8 +1633,9 @@
           <w:ilvl w:val="0"/>
           <w:numId w:val="1"/>
         </w:numPr>
-        <w:spacing w:line="420" w:lineRule="exact"/>
-        <w:ind w:right="844"/>
+        <w:spacing w:line="480" w:lineRule="exact"/>
+        <w:ind w:left="284" w:hanging="284"/>
+        <w:jc w:val="both"/>
         <w:rPr>
           <w:rFonts w:ascii="標楷體" w:eastAsia="標楷體" w:hAnsi="標楷體" w:cs="標楷體"/>
           <w:color w:val="000000"/>
@@ -2513,7 +1650,7 @@
           <w:sz w:val="28"/>
           <w:szCs w:val="28"/>
         </w:rPr>
-        <w:t>寄寓</w:t>
+        <w:t>天人永隔</w:t>
       </w:r>
       <w:r>
         <w:rPr>
@@ -2531,7 +1668,7 @@
           <w:sz w:val="28"/>
           <w:szCs w:val="28"/>
         </w:rPr>
-        <w:t>於文藝作品中寄</w:t>
+        <w:t>一個在人間，一個在天上。形容生死別離，再也沒有見面的機會。</w:t>
       </w:r>
       <w:proofErr w:type="gramStart"/>
       <w:r>
@@ -2541,25 +1678,7 @@
           <w:sz w:val="28"/>
           <w:szCs w:val="28"/>
         </w:rPr>
-        <w:t>情托興</w:t>
-      </w:r>
-      <w:r>
-        <w:rPr>
-          <w:rFonts w:ascii="標楷體" w:eastAsia="標楷體" w:hAnsi="標楷體" w:cs="標楷體" w:hint="eastAsia"/>
-          <w:color w:val="000000"/>
-          <w:sz w:val="28"/>
-          <w:szCs w:val="28"/>
-        </w:rPr>
-        <w:t>(</w:t>
-      </w:r>
-      <w:r>
-        <w:rPr>
-          <w:rFonts w:ascii="標楷體" w:eastAsia="標楷體" w:hAnsi="標楷體" w:cs="標楷體" w:hint="eastAsia"/>
-          <w:color w:val="000000"/>
-          <w:sz w:val="28"/>
-          <w:szCs w:val="28"/>
-        </w:rPr>
-        <w:t>借物</w:t>
+        <w:t>專指第三節</w:t>
       </w:r>
       <w:proofErr w:type="gramEnd"/>
       <w:r>
@@ -2569,25 +1688,27 @@
           <w:sz w:val="28"/>
           <w:szCs w:val="28"/>
         </w:rPr>
-        <w:t>寄託情趣</w:t>
-      </w:r>
-      <w:r>
-        <w:rPr>
-          <w:rFonts w:ascii="標楷體" w:eastAsia="標楷體" w:hAnsi="標楷體" w:cs="標楷體" w:hint="eastAsia"/>
-          <w:color w:val="000000"/>
-          <w:sz w:val="28"/>
-          <w:szCs w:val="28"/>
-        </w:rPr>
-        <w:t>)</w:t>
-      </w:r>
-      <w:r>
-        <w:rPr>
-          <w:rFonts w:ascii="標楷體" w:eastAsia="標楷體" w:hAnsi="標楷體" w:cs="標楷體" w:hint="eastAsia"/>
-          <w:color w:val="000000"/>
-          <w:sz w:val="28"/>
-          <w:szCs w:val="28"/>
-        </w:rPr>
-        <w:t>。</w:t>
+        <w:t>中「母親在</w:t>
+      </w:r>
+      <w:proofErr w:type="gramStart"/>
+      <w:r>
+        <w:rPr>
+          <w:rFonts w:ascii="標楷體" w:eastAsia="標楷體" w:hAnsi="標楷體" w:cs="標楷體" w:hint="eastAsia"/>
+          <w:color w:val="000000"/>
+          <w:sz w:val="28"/>
+          <w:szCs w:val="28"/>
+        </w:rPr>
+        <w:t>裡頭，</w:t>
+      </w:r>
+      <w:proofErr w:type="gramEnd"/>
+      <w:r>
+        <w:rPr>
+          <w:rFonts w:ascii="標楷體" w:eastAsia="標楷體" w:hAnsi="標楷體" w:cs="標楷體" w:hint="eastAsia"/>
+          <w:color w:val="000000"/>
+          <w:sz w:val="28"/>
+          <w:szCs w:val="28"/>
+        </w:rPr>
+        <w:t>我在外頭」，描寫母親過世後，詩人與母親之間無法跨越的生死悲痛。</w:t>
       </w:r>
     </w:p>
     <w:p>
@@ -2597,8 +1718,9 @@
           <w:ilvl w:val="0"/>
           <w:numId w:val="1"/>
         </w:numPr>
-        <w:spacing w:line="420" w:lineRule="exact"/>
-        <w:ind w:right="844"/>
+        <w:spacing w:line="480" w:lineRule="exact"/>
+        <w:ind w:left="284" w:hanging="284"/>
+        <w:jc w:val="both"/>
         <w:rPr>
           <w:rFonts w:ascii="標楷體" w:eastAsia="標楷體" w:hAnsi="標楷體" w:cs="標楷體"/>
           <w:color w:val="000000"/>
@@ -2613,16 +1735,45 @@
           <w:sz w:val="28"/>
           <w:szCs w:val="28"/>
         </w:rPr>
-        <w:t>綿長</w:t>
-      </w:r>
-      <w:r>
-        <w:rPr>
-          <w:rFonts w:ascii="標楷體" w:eastAsia="標楷體" w:hAnsi="標楷體" w:cs="標楷體" w:hint="eastAsia"/>
-          <w:color w:val="000000"/>
-          <w:sz w:val="28"/>
-          <w:szCs w:val="28"/>
-        </w:rPr>
-        <w:t>：長久不絕。</w:t>
+        <w:t>至孝</w:t>
+      </w:r>
+      <w:r>
+        <w:rPr>
+          <w:rFonts w:ascii="標楷體" w:eastAsia="標楷體" w:hAnsi="標楷體" w:cs="標楷體" w:hint="eastAsia"/>
+          <w:color w:val="000000"/>
+          <w:sz w:val="28"/>
+          <w:szCs w:val="28"/>
+        </w:rPr>
+        <w:t>：</w:t>
+      </w:r>
+      <w:r>
+        <w:rPr>
+          <w:rFonts w:ascii="標楷體" w:eastAsia="標楷體" w:hAnsi="標楷體" w:cs="標楷體" w:hint="eastAsia"/>
+          <w:color w:val="000000"/>
+          <w:sz w:val="28"/>
+          <w:szCs w:val="28"/>
+        </w:rPr>
+        <w:t>最極致、最深厚的孝道或孝心。形容詩人對母親無比深</w:t>
+      </w:r>
+      <w:proofErr w:type="gramStart"/>
+      <w:r>
+        <w:rPr>
+          <w:rFonts w:ascii="標楷體" w:eastAsia="標楷體" w:hAnsi="標楷體" w:cs="標楷體" w:hint="eastAsia"/>
+          <w:color w:val="000000"/>
+          <w:sz w:val="28"/>
+          <w:szCs w:val="28"/>
+        </w:rPr>
+        <w:t>沉</w:t>
+      </w:r>
+      <w:proofErr w:type="gramEnd"/>
+      <w:r>
+        <w:rPr>
+          <w:rFonts w:ascii="標楷體" w:eastAsia="標楷體" w:hAnsi="標楷體" w:cs="標楷體" w:hint="eastAsia"/>
+          <w:color w:val="000000"/>
+          <w:sz w:val="28"/>
+          <w:szCs w:val="28"/>
+        </w:rPr>
+        <w:t>的懷念與孝順之情，即使面臨生死阻隔也絲毫未減。</w:t>
       </w:r>
     </w:p>
     <w:p>
@@ -2632,8 +1783,9 @@
           <w:ilvl w:val="0"/>
           <w:numId w:val="1"/>
         </w:numPr>
-        <w:spacing w:line="420" w:lineRule="exact"/>
-        <w:ind w:right="844"/>
+        <w:spacing w:line="480" w:lineRule="exact"/>
+        <w:ind w:left="284" w:hanging="284"/>
+        <w:jc w:val="both"/>
         <w:rPr>
           <w:rFonts w:ascii="標楷體" w:eastAsia="標楷體" w:hAnsi="標楷體" w:cs="標楷體"/>
           <w:color w:val="000000"/>
@@ -2641,14 +1793,152 @@
           <w:szCs w:val="28"/>
         </w:rPr>
       </w:pPr>
-      <w:r>
-        <w:rPr>
-          <w:rFonts w:ascii="標楷體" w:eastAsia="標楷體" w:hAnsi="標楷體" w:cs="標楷體" w:hint="eastAsia"/>
-          <w:color w:val="000000"/>
-          <w:sz w:val="28"/>
-          <w:szCs w:val="28"/>
-        </w:rPr>
-        <w:t>鄉關：家鄉、故鄉。</w:t>
+      <w:proofErr w:type="gramStart"/>
+      <w:r>
+        <w:rPr>
+          <w:rFonts w:ascii="標楷體" w:eastAsia="標楷體" w:hAnsi="標楷體" w:cs="標楷體" w:hint="eastAsia"/>
+          <w:color w:val="000000"/>
+          <w:sz w:val="28"/>
+          <w:szCs w:val="28"/>
+        </w:rPr>
+        <w:t>複</w:t>
+      </w:r>
+      <w:proofErr w:type="gramEnd"/>
+      <w:r>
+        <w:rPr>
+          <w:rFonts w:ascii="標楷體" w:eastAsia="標楷體" w:hAnsi="標楷體" w:cs="標楷體" w:hint="eastAsia"/>
+          <w:color w:val="000000"/>
+          <w:sz w:val="28"/>
+          <w:szCs w:val="28"/>
+        </w:rPr>
+        <w:t>沓</w:t>
+      </w:r>
+      <w:r>
+        <w:rPr>
+          <w:rFonts w:ascii="標楷體" w:eastAsia="標楷體" w:hAnsi="標楷體" w:cs="標楷體" w:hint="eastAsia"/>
+          <w:color w:val="000000"/>
+          <w:sz w:val="28"/>
+          <w:szCs w:val="28"/>
+        </w:rPr>
+        <w:t>（</w:t>
+      </w:r>
+      <w:proofErr w:type="gramStart"/>
+      <w:r>
+        <w:rPr>
+          <w:rFonts w:ascii="標楷體" w:eastAsia="標楷體" w:hAnsi="標楷體" w:cs="標楷體" w:hint="eastAsia"/>
+          <w:color w:val="FF0000"/>
+          <w:sz w:val="16"/>
+          <w:szCs w:val="16"/>
+        </w:rPr>
+        <w:t>ㄊㄚˋ</w:t>
+      </w:r>
+      <w:proofErr w:type="gramEnd"/>
+      <w:r>
+        <w:rPr>
+          <w:rFonts w:ascii="標楷體" w:eastAsia="標楷體" w:hAnsi="標楷體" w:cs="標楷體" w:hint="eastAsia"/>
+          <w:color w:val="000000"/>
+          <w:sz w:val="28"/>
+          <w:szCs w:val="28"/>
+        </w:rPr>
+        <w:t>）</w:t>
+      </w:r>
+      <w:r>
+        <w:rPr>
+          <w:rFonts w:ascii="標楷體" w:eastAsia="標楷體" w:hAnsi="標楷體" w:cs="標楷體" w:hint="eastAsia"/>
+          <w:color w:val="000000"/>
+          <w:sz w:val="28"/>
+          <w:szCs w:val="28"/>
+        </w:rPr>
+        <w:t>：</w:t>
+      </w:r>
+      <w:r>
+        <w:rPr>
+          <w:rFonts w:ascii="標楷體" w:eastAsia="標楷體" w:hAnsi="標楷體" w:cs="標楷體" w:hint="eastAsia"/>
+          <w:color w:val="000000"/>
+          <w:sz w:val="28"/>
+          <w:szCs w:val="28"/>
+        </w:rPr>
+        <w:t>詞句重複出現、</w:t>
+      </w:r>
+      <w:proofErr w:type="gramStart"/>
+      <w:r>
+        <w:rPr>
+          <w:rFonts w:ascii="標楷體" w:eastAsia="標楷體" w:hAnsi="標楷體" w:cs="標楷體" w:hint="eastAsia"/>
+          <w:color w:val="000000"/>
+          <w:sz w:val="28"/>
+          <w:szCs w:val="28"/>
+        </w:rPr>
+        <w:t>反覆詠唱</w:t>
+      </w:r>
+      <w:proofErr w:type="gramEnd"/>
+      <w:r>
+        <w:rPr>
+          <w:rFonts w:ascii="標楷體" w:eastAsia="標楷體" w:hAnsi="標楷體" w:cs="標楷體" w:hint="eastAsia"/>
+          <w:color w:val="000000"/>
+          <w:sz w:val="28"/>
+          <w:szCs w:val="28"/>
+        </w:rPr>
+        <w:t>的修辭手法。</w:t>
+      </w:r>
+      <w:proofErr w:type="gramStart"/>
+      <w:r>
+        <w:rPr>
+          <w:rFonts w:ascii="標楷體" w:eastAsia="標楷體" w:hAnsi="標楷體" w:cs="標楷體" w:hint="eastAsia"/>
+          <w:color w:val="000000"/>
+          <w:sz w:val="28"/>
+          <w:szCs w:val="28"/>
+        </w:rPr>
+        <w:t>指全詩每一</w:t>
+      </w:r>
+      <w:proofErr w:type="gramEnd"/>
+      <w:r>
+        <w:rPr>
+          <w:rFonts w:ascii="標楷體" w:eastAsia="標楷體" w:hAnsi="標楷體" w:cs="標楷體" w:hint="eastAsia"/>
+          <w:color w:val="000000"/>
+          <w:sz w:val="28"/>
+          <w:szCs w:val="28"/>
+        </w:rPr>
+        <w:t>節都使用相似的句子結構（「鄉愁是…</w:t>
+      </w:r>
+      <w:proofErr w:type="gramStart"/>
+      <w:r>
+        <w:rPr>
+          <w:rFonts w:ascii="標楷體" w:eastAsia="標楷體" w:hAnsi="標楷體" w:cs="標楷體" w:hint="eastAsia"/>
+          <w:color w:val="000000"/>
+          <w:sz w:val="28"/>
+          <w:szCs w:val="28"/>
+        </w:rPr>
+        <w:t>…</w:t>
+      </w:r>
+      <w:proofErr w:type="gramEnd"/>
+      <w:r>
+        <w:rPr>
+          <w:rFonts w:ascii="標楷體" w:eastAsia="標楷體" w:hAnsi="標楷體" w:cs="標楷體" w:hint="eastAsia"/>
+          <w:color w:val="000000"/>
+          <w:sz w:val="28"/>
+          <w:szCs w:val="28"/>
+        </w:rPr>
+        <w:t>我在…</w:t>
+      </w:r>
+      <w:proofErr w:type="gramStart"/>
+      <w:r>
+        <w:rPr>
+          <w:rFonts w:ascii="標楷體" w:eastAsia="標楷體" w:hAnsi="標楷體" w:cs="標楷體" w:hint="eastAsia"/>
+          <w:color w:val="000000"/>
+          <w:sz w:val="28"/>
+          <w:szCs w:val="28"/>
+        </w:rPr>
+        <w:t>…</w:t>
+      </w:r>
+      <w:proofErr w:type="gramEnd"/>
+      <w:r>
+        <w:rPr>
+          <w:rFonts w:ascii="標楷體" w:eastAsia="標楷體" w:hAnsi="標楷體" w:cs="標楷體" w:hint="eastAsia"/>
+          <w:color w:val="000000"/>
+          <w:sz w:val="28"/>
+          <w:szCs w:val="28"/>
+        </w:rPr>
+        <w:t>」），這種重複的設計創造了像歌謠一樣的節奏感。</w:t>
       </w:r>
     </w:p>
     <w:p>
@@ -2658,8 +1948,9 @@
           <w:ilvl w:val="0"/>
           <w:numId w:val="1"/>
         </w:numPr>
-        <w:spacing w:line="420" w:lineRule="exact"/>
-        <w:ind w:right="844"/>
+        <w:spacing w:line="480" w:lineRule="exact"/>
+        <w:ind w:left="284" w:hanging="284"/>
+        <w:jc w:val="both"/>
         <w:rPr>
           <w:rFonts w:ascii="標楷體" w:eastAsia="標楷體" w:hAnsi="標楷體" w:cs="標楷體"/>
           <w:color w:val="000000"/>
@@ -2674,7 +1965,7 @@
           <w:sz w:val="28"/>
           <w:szCs w:val="28"/>
         </w:rPr>
-        <w:t>昇華</w:t>
+        <w:t>迴環往復</w:t>
       </w:r>
       <w:r>
         <w:rPr>
@@ -2692,7 +1983,27 @@
           <w:sz w:val="28"/>
           <w:szCs w:val="28"/>
         </w:rPr>
-        <w:t>比喻事物的境界提升。【例】唯有勇敢的面對現實，才能將生活中的挫折與不如意昇華為生命的動力。</w:t>
+        <w:t>反覆旋轉、來回環繞，形容聲音或思緒綿延不斷。形容詩的節奏和詩人的思念之情，在讀者腦海中像波浪一樣一圈</w:t>
+      </w:r>
+      <w:proofErr w:type="gramStart"/>
+      <w:r>
+        <w:rPr>
+          <w:rFonts w:ascii="標楷體" w:eastAsia="標楷體" w:hAnsi="標楷體" w:cs="標楷體" w:hint="eastAsia"/>
+          <w:color w:val="000000"/>
+          <w:sz w:val="28"/>
+          <w:szCs w:val="28"/>
+        </w:rPr>
+        <w:t>圈</w:t>
+      </w:r>
+      <w:proofErr w:type="gramEnd"/>
+      <w:r>
+        <w:rPr>
+          <w:rFonts w:ascii="標楷體" w:eastAsia="標楷體" w:hAnsi="標楷體" w:cs="標楷體" w:hint="eastAsia"/>
+          <w:color w:val="000000"/>
+          <w:sz w:val="28"/>
+          <w:szCs w:val="28"/>
+        </w:rPr>
+        <w:t>繞回來，餘音繞樑、連綿不絕。</w:t>
       </w:r>
     </w:p>
     <w:p>
@@ -2702,8 +2013,9 @@
           <w:ilvl w:val="0"/>
           <w:numId w:val="1"/>
         </w:numPr>
-        <w:spacing w:line="420" w:lineRule="exact"/>
-        <w:ind w:right="844"/>
+        <w:spacing w:line="480" w:lineRule="exact"/>
+        <w:ind w:left="284" w:hanging="284"/>
+        <w:jc w:val="both"/>
         <w:rPr>
           <w:rFonts w:ascii="標楷體" w:eastAsia="標楷體" w:hAnsi="標楷體" w:cs="標楷體"/>
           <w:color w:val="000000"/>
@@ -2718,35 +2030,17 @@
           <w:sz w:val="28"/>
           <w:szCs w:val="28"/>
         </w:rPr>
-        <w:t>撩</w:t>
-      </w:r>
-      <w:r>
-        <w:rPr>
-          <w:rFonts w:ascii="標楷體" w:eastAsia="標楷體" w:hAnsi="標楷體" w:cs="標楷體" w:hint="eastAsia"/>
-          <w:color w:val="000000"/>
-          <w:sz w:val="28"/>
-          <w:szCs w:val="28"/>
-        </w:rPr>
-        <w:t>(</w:t>
+        <w:t>低</w:t>
       </w:r>
       <w:proofErr w:type="gramStart"/>
       <w:r>
         <w:rPr>
           <w:rFonts w:ascii="標楷體" w:eastAsia="標楷體" w:hAnsi="標楷體" w:cs="標楷體" w:hint="eastAsia"/>
-          <w:color w:val="FF0000"/>
-          <w:sz w:val="16"/>
-          <w:szCs w:val="16"/>
-        </w:rPr>
-        <w:t>ㄌㄧㄠ</w:t>
-      </w:r>
-      <w:r>
-        <w:rPr>
-          <w:rFonts w:ascii="標楷體" w:eastAsia="標楷體" w:hAnsi="標楷體" w:cs="標楷體" w:hint="eastAsia"/>
-          <w:color w:val="FF0000"/>
-          <w:sz w:val="16"/>
-          <w:szCs w:val="16"/>
-        </w:rPr>
-        <w:t>ˊ</w:t>
+          <w:color w:val="000000"/>
+          <w:sz w:val="28"/>
+          <w:szCs w:val="28"/>
+        </w:rPr>
+        <w:t>迴</w:t>
       </w:r>
       <w:proofErr w:type="gramEnd"/>
       <w:r>
@@ -2756,24 +2050,6 @@
           <w:sz w:val="28"/>
           <w:szCs w:val="28"/>
         </w:rPr>
-        <w:t>)</w:t>
-      </w:r>
-      <w:r>
-        <w:rPr>
-          <w:rFonts w:ascii="標楷體" w:eastAsia="標楷體" w:hAnsi="標楷體" w:cs="標楷體" w:hint="eastAsia"/>
-          <w:color w:val="000000"/>
-          <w:sz w:val="28"/>
-          <w:szCs w:val="28"/>
-        </w:rPr>
-        <w:t>人</w:t>
-      </w:r>
-      <w:r>
-        <w:rPr>
-          <w:rFonts w:ascii="標楷體" w:eastAsia="標楷體" w:hAnsi="標楷體" w:cs="標楷體" w:hint="eastAsia"/>
-          <w:color w:val="000000"/>
-          <w:sz w:val="28"/>
-          <w:szCs w:val="28"/>
-        </w:rPr>
         <w:t>：</w:t>
       </w:r>
       <w:r>
@@ -2783,7 +2059,7 @@
           <w:sz w:val="28"/>
           <w:szCs w:val="28"/>
         </w:rPr>
-        <w:t>挑逗、非常吸引人。【例】丰姿撩人、姿態撩人</w:t>
+        <w:t>聲音低沉、情感思緒在心中盤旋、放不下的樣子。形容《鄉愁》這首詩的基調不是大喊大叫的痛苦，而是一種輕輕的、低沉的、充滿無奈的憂傷旋律。</w:t>
       </w:r>
     </w:p>
     <w:p>
@@ -2793,8 +2069,9 @@
           <w:ilvl w:val="0"/>
           <w:numId w:val="1"/>
         </w:numPr>
-        <w:spacing w:line="420" w:lineRule="exact"/>
-        <w:ind w:right="844"/>
+        <w:spacing w:line="480" w:lineRule="exact"/>
+        <w:ind w:left="284" w:hanging="284"/>
+        <w:jc w:val="both"/>
         <w:rPr>
           <w:rFonts w:ascii="標楷體" w:eastAsia="標楷體" w:hAnsi="標楷體" w:cs="標楷體"/>
           <w:color w:val="000000"/>
@@ -2809,25 +2086,7 @@
           <w:sz w:val="28"/>
           <w:szCs w:val="28"/>
         </w:rPr>
-        <w:t>「</w:t>
-      </w:r>
-      <w:r>
-        <w:rPr>
-          <w:rFonts w:ascii="標楷體" w:eastAsia="標楷體" w:hAnsi="標楷體" w:cs="標楷體" w:hint="eastAsia"/>
-          <w:color w:val="000000"/>
-          <w:sz w:val="28"/>
-          <w:szCs w:val="28"/>
-        </w:rPr>
-        <w:t>縱的歷史感</w:t>
-      </w:r>
-      <w:r>
-        <w:rPr>
-          <w:rFonts w:ascii="標楷體" w:eastAsia="標楷體" w:hAnsi="標楷體" w:cs="標楷體" w:hint="eastAsia"/>
-          <w:color w:val="000000"/>
-          <w:sz w:val="28"/>
-          <w:szCs w:val="28"/>
-        </w:rPr>
-        <w:t>…</w:t>
+        <w:t>以</w:t>
       </w:r>
       <w:proofErr w:type="gramStart"/>
       <w:r>
@@ -2837,7 +2096,7 @@
           <w:sz w:val="28"/>
           <w:szCs w:val="28"/>
         </w:rPr>
-        <w:t>…</w:t>
+        <w:t>輕襯重</w:t>
       </w:r>
       <w:proofErr w:type="gramEnd"/>
       <w:r>
@@ -2847,24 +2106,6 @@
           <w:sz w:val="28"/>
           <w:szCs w:val="28"/>
         </w:rPr>
-        <w:t>」句：</w:t>
-      </w:r>
-      <w:r>
-        <w:rPr>
-          <w:rFonts w:ascii="標楷體" w:eastAsia="標楷體" w:hAnsi="標楷體" w:cs="標楷體" w:hint="eastAsia"/>
-          <w:color w:val="000000"/>
-          <w:sz w:val="28"/>
-          <w:szCs w:val="28"/>
-        </w:rPr>
-        <w:t>余光中認為</w:t>
-      </w:r>
-      <w:r>
-        <w:rPr>
-          <w:rFonts w:ascii="標楷體" w:eastAsia="標楷體" w:hAnsi="標楷體" w:cs="標楷體" w:hint="eastAsia"/>
-          <w:color w:val="000000"/>
-          <w:sz w:val="28"/>
-          <w:szCs w:val="28"/>
-        </w:rPr>
         <w:t>：</w:t>
       </w:r>
       <w:r>
@@ -2874,73 +2115,7 @@
           <w:sz w:val="28"/>
           <w:szCs w:val="28"/>
         </w:rPr>
-        <w:t>現代詩的三度空間，或許便是縱的歷史感，橫的地域感，加上縱橫交錯而成十字路口的現實感。</w:t>
-      </w:r>
-    </w:p>
-    <w:p>
-      <w:pPr>
-        <w:widowControl/>
-        <w:spacing w:line="420" w:lineRule="exact"/>
-        <w:ind w:left="480" w:right="844"/>
-        <w:rPr>
-          <w:rFonts w:ascii="標楷體" w:eastAsia="標楷體" w:hAnsi="標楷體" w:cs="標楷體" w:hint="eastAsia"/>
-          <w:color w:val="000000"/>
-          <w:sz w:val="28"/>
-          <w:szCs w:val="28"/>
-        </w:rPr>
-      </w:pPr>
-      <w:r>
-        <w:rPr>
-          <w:rFonts w:ascii="標楷體" w:eastAsia="標楷體" w:hAnsi="標楷體" w:cs="標楷體" w:hint="eastAsia"/>
-          <w:color w:val="000000"/>
-          <w:sz w:val="28"/>
-          <w:szCs w:val="28"/>
-        </w:rPr>
-        <w:t>「縱的歷史感」指的是詩歌對歷史的深刻思考和理解。詩歌應該能夠從歷史中汲取營養，並以此來反思現實，展望未來。</w:t>
-      </w:r>
-    </w:p>
-    <w:p>
-      <w:pPr>
-        <w:widowControl/>
-        <w:spacing w:line="420" w:lineRule="exact"/>
-        <w:ind w:left="480" w:right="844"/>
-        <w:rPr>
-          <w:rFonts w:ascii="標楷體" w:eastAsia="標楷體" w:hAnsi="標楷體" w:cs="標楷體" w:hint="eastAsia"/>
-          <w:color w:val="000000"/>
-          <w:sz w:val="28"/>
-          <w:szCs w:val="28"/>
-        </w:rPr>
-      </w:pPr>
-      <w:r>
-        <w:rPr>
-          <w:rFonts w:ascii="標楷體" w:eastAsia="標楷體" w:hAnsi="標楷體" w:cs="標楷體" w:hint="eastAsia"/>
-          <w:color w:val="000000"/>
-          <w:sz w:val="28"/>
-          <w:szCs w:val="28"/>
-        </w:rPr>
-        <w:t>「橫的地域感」指的是詩歌對地域文化的深刻體驗和感受。詩歌應該能夠從地域文化中汲取靈感，並以此來創造出獨特的詩歌語言。</w:t>
-      </w:r>
-    </w:p>
-    <w:p>
-      <w:pPr>
-        <w:widowControl/>
-        <w:spacing w:line="420" w:lineRule="exact"/>
-        <w:ind w:left="480" w:right="844"/>
-        <w:rPr>
-          <w:rFonts w:ascii="標楷體" w:eastAsia="標楷體" w:hAnsi="標楷體" w:cs="標楷體"/>
-          <w:color w:val="000000"/>
-          <w:sz w:val="28"/>
-          <w:szCs w:val="28"/>
-        </w:rPr>
-      </w:pPr>
-      <w:r>
-        <w:rPr>
-          <w:rFonts w:ascii="標楷體" w:eastAsia="標楷體" w:hAnsi="標楷體" w:cs="標楷體" w:hint="eastAsia"/>
-          <w:color w:val="000000"/>
-          <w:sz w:val="28"/>
-          <w:szCs w:val="28"/>
-        </w:rPr>
-        <w:t>「縱橫相交而成十字路口的現實感」指的是詩歌對現實的深刻洞察和思考。詩歌應該能夠以敏銳的眼光觀察現實，並以此來創造出具有時代精神的詩歌作品。</w:t>
+        <w:t>用輕微、微小的事物，來襯托、放大背後無比沉重的情感。詩人故意用「小小、窄窄、矮矮、淺淺」這些聽起來很輕微的詞，來襯托背後那巨大、沉重、壓得人喘不過氣的思鄉之情。</w:t>
       </w:r>
     </w:p>
     <w:p>
@@ -2950,8 +2125,9 @@
           <w:ilvl w:val="0"/>
           <w:numId w:val="1"/>
         </w:numPr>
-        <w:spacing w:line="420" w:lineRule="exact"/>
-        <w:ind w:right="844"/>
+        <w:spacing w:line="480" w:lineRule="exact"/>
+        <w:ind w:left="284" w:hanging="426"/>
+        <w:jc w:val="both"/>
         <w:rPr>
           <w:rFonts w:ascii="標楷體" w:eastAsia="標楷體" w:hAnsi="標楷體" w:cs="標楷體"/>
           <w:color w:val="000000"/>
@@ -2966,7 +2142,45 @@
           <w:sz w:val="28"/>
           <w:szCs w:val="28"/>
         </w:rPr>
-        <w:t>難以言表</w:t>
+        <w:t>逾</w:t>
+      </w:r>
+      <w:r>
+        <w:rPr>
+          <w:rFonts w:ascii="標楷體" w:eastAsia="標楷體" w:hAnsi="標楷體" w:cs="標楷體" w:hint="eastAsia"/>
+          <w:color w:val="000000"/>
+          <w:sz w:val="28"/>
+          <w:szCs w:val="28"/>
+        </w:rPr>
+        <w:t>（</w:t>
+      </w:r>
+      <w:proofErr w:type="gramStart"/>
+      <w:r>
+        <w:rPr>
+          <w:rFonts w:ascii="標楷體" w:eastAsia="標楷體" w:hAnsi="標楷體" w:cs="標楷體" w:hint="eastAsia"/>
+          <w:color w:val="FF0000"/>
+          <w:sz w:val="16"/>
+          <w:szCs w:val="16"/>
+        </w:rPr>
+        <w:t>ㄩˊ</w:t>
+      </w:r>
+      <w:proofErr w:type="gramEnd"/>
+      <w:r>
+        <w:rPr>
+          <w:rFonts w:ascii="標楷體" w:eastAsia="標楷體" w:hAnsi="標楷體" w:cs="標楷體" w:hint="eastAsia"/>
+          <w:color w:val="000000"/>
+          <w:sz w:val="28"/>
+          <w:szCs w:val="28"/>
+        </w:rPr>
+        <w:t>）</w:t>
+      </w:r>
+      <w:r>
+        <w:rPr>
+          <w:rFonts w:ascii="標楷體" w:eastAsia="標楷體" w:hAnsi="標楷體" w:cs="標楷體" w:hint="eastAsia"/>
+          <w:color w:val="000000"/>
+          <w:sz w:val="28"/>
+          <w:szCs w:val="28"/>
+        </w:rPr>
+        <w:t>越</w:t>
       </w:r>
       <w:r>
         <w:rPr>
@@ -2984,16 +2198,7 @@
           <w:sz w:val="28"/>
           <w:szCs w:val="28"/>
         </w:rPr>
-        <w:t>很難用言語來表達</w:t>
-      </w:r>
-      <w:r>
-        <w:rPr>
-          <w:rFonts w:ascii="標楷體" w:eastAsia="標楷體" w:hAnsi="標楷體" w:cs="標楷體" w:hint="eastAsia"/>
-          <w:color w:val="000000"/>
-          <w:sz w:val="28"/>
-          <w:szCs w:val="28"/>
-        </w:rPr>
-        <w:t>。</w:t>
+        <w:t>超越、跨越（界線或障礙）。指那條海峽雖然看起來很淺，但因為政治和歷史的阻隔，在當時是完全無法跨越的障礙。</w:t>
       </w:r>
     </w:p>
     <w:p>
@@ -3003,8 +2208,9 @@
           <w:ilvl w:val="0"/>
           <w:numId w:val="1"/>
         </w:numPr>
-        <w:spacing w:line="420" w:lineRule="exact"/>
-        <w:ind w:right="844"/>
+        <w:spacing w:line="480" w:lineRule="exact"/>
+        <w:ind w:left="284" w:hanging="426"/>
+        <w:jc w:val="both"/>
         <w:rPr>
           <w:rFonts w:ascii="標楷體" w:eastAsia="標楷體" w:hAnsi="標楷體" w:cs="標楷體"/>
           <w:color w:val="000000"/>
@@ -3019,7 +2225,36 @@
           <w:sz w:val="28"/>
           <w:szCs w:val="28"/>
         </w:rPr>
-        <w:t>整飭</w:t>
+        <w:t>天塹</w:t>
+      </w:r>
+      <w:r>
+        <w:rPr>
+          <w:rFonts w:ascii="標楷體" w:eastAsia="標楷體" w:hAnsi="標楷體" w:cs="標楷體" w:hint="eastAsia"/>
+          <w:color w:val="000000"/>
+          <w:sz w:val="28"/>
+          <w:szCs w:val="28"/>
+        </w:rPr>
+        <w:t>（</w:t>
+      </w:r>
+      <w:proofErr w:type="gramStart"/>
+      <w:r>
+        <w:rPr>
+          <w:rFonts w:ascii="標楷體" w:eastAsia="標楷體" w:hAnsi="標楷體" w:cs="標楷體" w:hint="eastAsia"/>
+          <w:color w:val="FF0000"/>
+          <w:sz w:val="16"/>
+          <w:szCs w:val="16"/>
+        </w:rPr>
+        <w:t>ㄑㄧㄢˋ</w:t>
+      </w:r>
+      <w:proofErr w:type="gramEnd"/>
+      <w:r>
+        <w:rPr>
+          <w:rFonts w:ascii="標楷體" w:eastAsia="標楷體" w:hAnsi="標楷體" w:cs="標楷體" w:hint="eastAsia"/>
+          <w:color w:val="000000"/>
+          <w:sz w:val="28"/>
+          <w:szCs w:val="28"/>
+        </w:rPr>
+        <w:t>）</w:t>
       </w:r>
       <w:r>
         <w:rPr>
@@ -3037,16 +2272,7 @@
           <w:sz w:val="28"/>
           <w:szCs w:val="28"/>
         </w:rPr>
-        <w:t>整齊有序；整頓使有條理</w:t>
-      </w:r>
-      <w:r>
-        <w:rPr>
-          <w:rFonts w:ascii="標楷體" w:eastAsia="標楷體" w:hAnsi="標楷體" w:cs="標楷體" w:hint="eastAsia"/>
-          <w:color w:val="000000"/>
-          <w:sz w:val="28"/>
-          <w:szCs w:val="28"/>
-        </w:rPr>
-        <w:t>。</w:t>
+        <w:t>天然的壕溝。形容極其險要、難以跨越的天然地理阻隔。把「台灣海峽」比喻成一條巨大的天然鴻溝，將兩岸硬生生地隔開。</w:t>
       </w:r>
     </w:p>
     <w:p>
@@ -3056,85 +2282,24 @@
           <w:ilvl w:val="0"/>
           <w:numId w:val="1"/>
         </w:numPr>
-        <w:spacing w:line="420" w:lineRule="exact"/>
-        <w:ind w:right="844"/>
-        <w:rPr>
-          <w:rFonts w:ascii="標楷體" w:eastAsia="標楷體" w:hAnsi="標楷體" w:cs="標楷體"/>
-          <w:color w:val="000000"/>
-          <w:sz w:val="28"/>
-          <w:szCs w:val="28"/>
-        </w:rPr>
-      </w:pPr>
-      <w:r>
-        <w:rPr>
-          <w:rFonts w:ascii="標楷體" w:eastAsia="標楷體" w:hAnsi="標楷體" w:cs="標楷體" w:hint="eastAsia"/>
-          <w:color w:val="000000"/>
-          <w:sz w:val="28"/>
-          <w:szCs w:val="28"/>
-        </w:rPr>
-        <w:t>迴旋往復</w:t>
-      </w:r>
-      <w:r>
-        <w:rPr>
-          <w:rFonts w:ascii="標楷體" w:eastAsia="標楷體" w:hAnsi="標楷體" w:cs="標楷體" w:hint="eastAsia"/>
-          <w:color w:val="000000"/>
-          <w:sz w:val="28"/>
-          <w:szCs w:val="28"/>
-        </w:rPr>
-        <w:t>：或</w:t>
-      </w:r>
-      <w:r>
-        <w:rPr>
-          <w:rFonts w:ascii="標楷體" w:eastAsia="標楷體" w:hAnsi="標楷體" w:cs="標楷體" w:hint="eastAsia"/>
-          <w:color w:val="000000"/>
-          <w:sz w:val="28"/>
-          <w:szCs w:val="28"/>
-        </w:rPr>
-        <w:t>往復迴旋</w:t>
-      </w:r>
-      <w:r>
-        <w:rPr>
-          <w:rFonts w:ascii="標楷體" w:eastAsia="標楷體" w:hAnsi="標楷體" w:cs="標楷體" w:hint="eastAsia"/>
-          <w:color w:val="000000"/>
-          <w:sz w:val="28"/>
-          <w:szCs w:val="28"/>
-        </w:rPr>
-        <w:t>，</w:t>
-      </w:r>
-      <w:r>
-        <w:rPr>
-          <w:rFonts w:ascii="標楷體" w:eastAsia="標楷體" w:hAnsi="標楷體" w:cs="標楷體" w:hint="eastAsia"/>
-          <w:color w:val="000000"/>
-          <w:sz w:val="28"/>
-          <w:szCs w:val="28"/>
-        </w:rPr>
-        <w:t>指往返來回地旋轉。</w:t>
-      </w:r>
-    </w:p>
-    <w:p>
-      <w:pPr>
-        <w:widowControl/>
-        <w:numPr>
-          <w:ilvl w:val="0"/>
-          <w:numId w:val="1"/>
-        </w:numPr>
-        <w:spacing w:line="420" w:lineRule="exact"/>
-        <w:ind w:right="844"/>
-        <w:rPr>
-          <w:rFonts w:ascii="標楷體" w:eastAsia="標楷體" w:hAnsi="標楷體" w:cs="標楷體"/>
-          <w:color w:val="000000"/>
-          <w:sz w:val="28"/>
-          <w:szCs w:val="28"/>
-        </w:rPr>
-      </w:pPr>
-      <w:r>
-        <w:rPr>
-          <w:rFonts w:ascii="標楷體" w:eastAsia="標楷體" w:hAnsi="標楷體" w:cs="標楷體" w:hint="eastAsia"/>
-          <w:color w:val="000000"/>
-          <w:sz w:val="28"/>
-          <w:szCs w:val="28"/>
-        </w:rPr>
-        <w:t>一唱三嘆</w:t>
+        <w:spacing w:line="480" w:lineRule="exact"/>
+        <w:ind w:left="284" w:hanging="426"/>
+        <w:jc w:val="both"/>
+        <w:rPr>
+          <w:rFonts w:ascii="標楷體" w:eastAsia="標楷體" w:hAnsi="標楷體" w:cs="標楷體" w:hint="eastAsia"/>
+          <w:color w:val="000000"/>
+          <w:sz w:val="28"/>
+          <w:szCs w:val="28"/>
+        </w:rPr>
+      </w:pPr>
+      <w:r>
+        <w:rPr>
+          <w:rFonts w:ascii="標楷體" w:eastAsia="標楷體" w:hAnsi="標楷體" w:cs="標楷體" w:hint="eastAsia"/>
+          <w:color w:val="000000"/>
+          <w:sz w:val="28"/>
+          <w:szCs w:val="28"/>
+        </w:rPr>
+        <w:t>神州</w:t>
       </w:r>
       <w:r>
         <w:rPr>
@@ -3151,67 +2316,22 @@
           <w:color w:val="000000"/>
           <w:sz w:val="28"/>
           <w:szCs w:val="28"/>
-        </w:rPr>
-        <w:t>意思是一次唱歌，三次嘆息。形容詩文或音樂優美動人，令人感動得嘆息。</w:t>
-      </w:r>
-    </w:p>
-    <w:p>
-      <w:pPr>
-        <w:widowControl/>
-        <w:numPr>
-          <w:ilvl w:val="0"/>
-          <w:numId w:val="1"/>
-        </w:numPr>
-        <w:spacing w:line="420" w:lineRule="exact"/>
-        <w:ind w:right="844"/>
-        <w:rPr>
-          <w:rFonts w:ascii="標楷體" w:eastAsia="標楷體" w:hAnsi="標楷體" w:cs="標楷體" w:hint="eastAsia"/>
-          <w:color w:val="000000"/>
-          <w:sz w:val="28"/>
-          <w:szCs w:val="28"/>
-        </w:rPr>
-      </w:pPr>
-      <w:r>
-        <w:rPr>
-          <w:rFonts w:ascii="標楷體" w:eastAsia="標楷體" w:hAnsi="標楷體" w:cs="標楷體" w:hint="eastAsia"/>
-          <w:color w:val="000000"/>
-          <w:sz w:val="28"/>
-          <w:szCs w:val="28"/>
-        </w:rPr>
-        <w:t>錯落</w:t>
-      </w:r>
-      <w:r>
-        <w:rPr>
-          <w:rFonts w:ascii="標楷體" w:eastAsia="標楷體" w:hAnsi="標楷體" w:cs="標楷體" w:hint="eastAsia"/>
-          <w:color w:val="000000"/>
-          <w:sz w:val="28"/>
-          <w:szCs w:val="28"/>
-        </w:rPr>
-        <w:t>：</w:t>
-      </w:r>
-      <w:proofErr w:type="gramStart"/>
-      <w:r>
-        <w:rPr>
-          <w:rFonts w:ascii="標楷體" w:eastAsia="標楷體" w:hAnsi="標楷體" w:cs="標楷體" w:hint="eastAsia"/>
-          <w:color w:val="000000"/>
-          <w:sz w:val="28"/>
-          <w:szCs w:val="28"/>
-        </w:rPr>
-        <w:t>參差相雜的</w:t>
-      </w:r>
-      <w:proofErr w:type="gramEnd"/>
-      <w:r>
-        <w:rPr>
-          <w:rFonts w:ascii="標楷體" w:eastAsia="標楷體" w:hAnsi="標楷體" w:cs="標楷體" w:hint="eastAsia"/>
-          <w:color w:val="000000"/>
-          <w:sz w:val="28"/>
-          <w:szCs w:val="28"/>
-        </w:rPr>
-        <w:t>樣子。【例】偌大的庭園，只見櫻花與杜鵑錯落其間。</w:t>
+          <w:u w:val="single"/>
+        </w:rPr>
+        <w:t>中國</w:t>
+      </w:r>
+      <w:r>
+        <w:rPr>
+          <w:rFonts w:ascii="標楷體" w:eastAsia="標楷體" w:hAnsi="標楷體" w:cs="標楷體" w:hint="eastAsia"/>
+          <w:color w:val="000000"/>
+          <w:sz w:val="28"/>
+          <w:szCs w:val="28"/>
+        </w:rPr>
+        <w:t>的別稱，常用來代指中華大地。詩人心中魂牽夢縈的故鄉大陸，代表他文化上的根與歸屬。</w:t>
       </w:r>
     </w:p>
     <w:sectPr>
-      <w:footerReference w:type="default" r:id="rId11"/>
+      <w:footerReference w:type="default" r:id="rId8"/>
       <w:type w:val="continuous"/>
       <w:pgSz w:w="11906" w:h="16838" w:code="9"/>
       <w:pgMar w:top="567" w:right="851" w:bottom="567" w:left="851" w:header="851" w:footer="0" w:gutter="0"/>
@@ -3223,7 +2343,7 @@
 </file>
 
 <file path=word/endnotes.xml><?xml version="1.0" encoding="utf-8"?>
-<w:endnotes xmlns:wpc="http://schemas.microsoft.com/office/word/2010/wordprocessingCanvas" xmlns:cx="http://schemas.microsoft.com/office/drawing/2014/chartex" xmlns:cx1="http://schemas.microsoft.com/office/drawing/2015/9/8/chartex" xmlns:cx2="http://schemas.microsoft.com/office/drawing/2015/10/21/chartex" xmlns:cx3="http://schemas.microsoft.com/office/drawing/2016/5/9/chartex" xmlns:cx4="http://schemas.microsoft.com/office/drawing/2016/5/10/chartex" xmlns:cx5="http://schemas.microsoft.com/office/drawing/2016/5/11/chartex" xmlns:cx6="http://schemas.microsoft.com/office/drawing/2016/5/12/chartex" xmlns:cx7="http://schemas.microsoft.com/office/drawing/2016/5/13/chartex" xmlns:cx8="http://schemas.microsoft.com/office/drawing/2016/5/14/chartex" xmlns:mc="http://schemas.openxmlformats.org/markup-compatibility/2006" xmlns:aink="http://schemas.microsoft.com/office/drawing/2016/ink" xmlns:am3d="http://schemas.microsoft.com/office/drawing/2017/model3d" xmlns:o="urn:schemas-microsoft-com:office:office" xmlns:oel="http://schemas.microsoft.com/office/2019/extlst" xmlns:r="http://schemas.openxmlformats.org/officeDocument/2006/relationships" xmlns:m="http://schemas.openxmlformats.org/officeDocument/2006/math" xmlns:v="urn:schemas-microsoft-com:vml" xmlns:wp14="http://schemas.microsoft.com/office/word/2010/wordprocessingDrawing" xmlns:wp="http://schemas.openxmlformats.org/drawingml/2006/wordprocessingDrawing" xmlns:w10="urn:schemas-microsoft-com:office:word" xmlns:w="http://schemas.openxmlformats.org/wordprocessingml/2006/main" xmlns:w14="http://schemas.microsoft.com/office/word/2010/wordml" xmlns:w15="http://schemas.microsoft.com/office/word/2012/wordml" xmlns:w16cex="http://schemas.microsoft.com/office/word/2018/wordml/cex" xmlns:w16cid="http://schemas.microsoft.com/office/word/2016/wordml/cid" xmlns:w16="http://schemas.microsoft.com/office/word/2018/wordml" xmlns:w16sdtdh="http://schemas.microsoft.com/office/word/2020/wordml/sdtdatahash" xmlns:w16se="http://schemas.microsoft.com/office/word/2015/wordml/symex" xmlns:wpg="http://schemas.microsoft.com/office/word/2010/wordprocessingGroup" xmlns:wpi="http://schemas.microsoft.com/office/word/2010/wordprocessingInk" xmlns:wne="http://schemas.microsoft.com/office/word/2006/wordml" xmlns:wps="http://schemas.microsoft.com/office/word/2010/wordprocessingShape" mc:Ignorable="w14 w15 w16se w16cid w16 w16cex w16sdtdh wp14">
+<w:endnotes xmlns:wpc="http://schemas.microsoft.com/office/word/2010/wordprocessingCanvas" xmlns:cx="http://schemas.microsoft.com/office/drawing/2014/chartex" xmlns:cx1="http://schemas.microsoft.com/office/drawing/2015/9/8/chartex" xmlns:cx2="http://schemas.microsoft.com/office/drawing/2015/10/21/chartex" xmlns:cx3="http://schemas.microsoft.com/office/drawing/2016/5/9/chartex" xmlns:cx4="http://schemas.microsoft.com/office/drawing/2016/5/10/chartex" xmlns:cx5="http://schemas.microsoft.com/office/drawing/2016/5/11/chartex" xmlns:cx6="http://schemas.microsoft.com/office/drawing/2016/5/12/chartex" xmlns:cx7="http://schemas.microsoft.com/office/drawing/2016/5/13/chartex" xmlns:cx8="http://schemas.microsoft.com/office/drawing/2016/5/14/chartex" xmlns:mc="http://schemas.openxmlformats.org/markup-compatibility/2006" xmlns:aink="http://schemas.microsoft.com/office/drawing/2016/ink" xmlns:am3d="http://schemas.microsoft.com/office/drawing/2017/model3d" xmlns:o="urn:schemas-microsoft-com:office:office" xmlns:r="http://schemas.openxmlformats.org/officeDocument/2006/relationships" xmlns:m="http://schemas.openxmlformats.org/officeDocument/2006/math" xmlns:v="urn:schemas-microsoft-com:vml" xmlns:wp14="http://schemas.microsoft.com/office/word/2010/wordprocessingDrawing" xmlns:wp="http://schemas.openxmlformats.org/drawingml/2006/wordprocessingDrawing" xmlns:w10="urn:schemas-microsoft-com:office:word" xmlns:w="http://schemas.openxmlformats.org/wordprocessingml/2006/main" xmlns:w14="http://schemas.microsoft.com/office/word/2010/wordml" xmlns:w15="http://schemas.microsoft.com/office/word/2012/wordml" xmlns:w16cex="http://schemas.microsoft.com/office/word/2018/wordml/cex" xmlns:w16cid="http://schemas.microsoft.com/office/word/2016/wordml/cid" xmlns:w16="http://schemas.microsoft.com/office/word/2018/wordml" xmlns:w16sdtdh="http://schemas.microsoft.com/office/word/2020/wordml/sdtdatahash" xmlns:w16se="http://schemas.microsoft.com/office/word/2015/wordml/symex" xmlns:wpg="http://schemas.microsoft.com/office/word/2010/wordprocessingGroup" xmlns:wpi="http://schemas.microsoft.com/office/word/2010/wordprocessingInk" xmlns:wne="http://schemas.microsoft.com/office/word/2006/wordml" xmlns:wps="http://schemas.microsoft.com/office/word/2010/wordprocessingShape" mc:Ignorable="w14 w15 w16se w16cid w16 w16cex w16sdtdh wp14">
   <w:endnote w:type="separator" w:id="-1">
     <w:p>
       <w:r>
@@ -3242,43 +2362,63 @@
 </file>
 
 <file path=word/footer1.xml><?xml version="1.0" encoding="utf-8"?>
-<w:ftr xmlns:wpc="http://schemas.microsoft.com/office/word/2010/wordprocessingCanvas" xmlns:cx="http://schemas.microsoft.com/office/drawing/2014/chartex" xmlns:cx1="http://schemas.microsoft.com/office/drawing/2015/9/8/chartex" xmlns:cx2="http://schemas.microsoft.com/office/drawing/2015/10/21/chartex" xmlns:cx3="http://schemas.microsoft.com/office/drawing/2016/5/9/chartex" xmlns:cx4="http://schemas.microsoft.com/office/drawing/2016/5/10/chartex" xmlns:cx5="http://schemas.microsoft.com/office/drawing/2016/5/11/chartex" xmlns:cx6="http://schemas.microsoft.com/office/drawing/2016/5/12/chartex" xmlns:cx7="http://schemas.microsoft.com/office/drawing/2016/5/13/chartex" xmlns:cx8="http://schemas.microsoft.com/office/drawing/2016/5/14/chartex" xmlns:mc="http://schemas.openxmlformats.org/markup-compatibility/2006" xmlns:aink="http://schemas.microsoft.com/office/drawing/2016/ink" xmlns:am3d="http://schemas.microsoft.com/office/drawing/2017/model3d" xmlns:o="urn:schemas-microsoft-com:office:office" xmlns:oel="http://schemas.microsoft.com/office/2019/extlst" xmlns:r="http://schemas.openxmlformats.org/officeDocument/2006/relationships" xmlns:m="http://schemas.openxmlformats.org/officeDocument/2006/math" xmlns:v="urn:schemas-microsoft-com:vml" xmlns:wp14="http://schemas.microsoft.com/office/word/2010/wordprocessingDrawing" xmlns:wp="http://schemas.openxmlformats.org/drawingml/2006/wordprocessingDrawing" xmlns:w10="urn:schemas-microsoft-com:office:word" xmlns:w="http://schemas.openxmlformats.org/wordprocessingml/2006/main" xmlns:w14="http://schemas.microsoft.com/office/word/2010/wordml" xmlns:w15="http://schemas.microsoft.com/office/word/2012/wordml" xmlns:w16cex="http://schemas.microsoft.com/office/word/2018/wordml/cex" xmlns:w16cid="http://schemas.microsoft.com/office/word/2016/wordml/cid" xmlns:w16="http://schemas.microsoft.com/office/word/2018/wordml" xmlns:w16sdtdh="http://schemas.microsoft.com/office/word/2020/wordml/sdtdatahash" xmlns:w16se="http://schemas.microsoft.com/office/word/2015/wordml/symex" xmlns:wpg="http://schemas.microsoft.com/office/word/2010/wordprocessingGroup" xmlns:wpi="http://schemas.microsoft.com/office/word/2010/wordprocessingInk" xmlns:wne="http://schemas.microsoft.com/office/word/2006/wordml" xmlns:wps="http://schemas.microsoft.com/office/word/2010/wordprocessingShape" mc:Ignorable="w14 w15 w16se w16cid w16 w16cex w16sdtdh wp14">
+<w:ftr xmlns:wpc="http://schemas.microsoft.com/office/word/2010/wordprocessingCanvas" xmlns:cx="http://schemas.microsoft.com/office/drawing/2014/chartex" xmlns:cx1="http://schemas.microsoft.com/office/drawing/2015/9/8/chartex" xmlns:cx2="http://schemas.microsoft.com/office/drawing/2015/10/21/chartex" xmlns:cx3="http://schemas.microsoft.com/office/drawing/2016/5/9/chartex" xmlns:cx4="http://schemas.microsoft.com/office/drawing/2016/5/10/chartex" xmlns:cx5="http://schemas.microsoft.com/office/drawing/2016/5/11/chartex" xmlns:cx6="http://schemas.microsoft.com/office/drawing/2016/5/12/chartex" xmlns:cx7="http://schemas.microsoft.com/office/drawing/2016/5/13/chartex" xmlns:cx8="http://schemas.microsoft.com/office/drawing/2016/5/14/chartex" xmlns:mc="http://schemas.openxmlformats.org/markup-compatibility/2006" xmlns:aink="http://schemas.microsoft.com/office/drawing/2016/ink" xmlns:am3d="http://schemas.microsoft.com/office/drawing/2017/model3d" xmlns:o="urn:schemas-microsoft-com:office:office" xmlns:r="http://schemas.openxmlformats.org/officeDocument/2006/relationships" xmlns:m="http://schemas.openxmlformats.org/officeDocument/2006/math" xmlns:v="urn:schemas-microsoft-com:vml" xmlns:wp14="http://schemas.microsoft.com/office/word/2010/wordprocessingDrawing" xmlns:wp="http://schemas.openxmlformats.org/drawingml/2006/wordprocessingDrawing" xmlns:w10="urn:schemas-microsoft-com:office:word" xmlns:w="http://schemas.openxmlformats.org/wordprocessingml/2006/main" xmlns:w14="http://schemas.microsoft.com/office/word/2010/wordml" xmlns:w15="http://schemas.microsoft.com/office/word/2012/wordml" xmlns:w16cex="http://schemas.microsoft.com/office/word/2018/wordml/cex" xmlns:w16cid="http://schemas.microsoft.com/office/word/2016/wordml/cid" xmlns:w16="http://schemas.microsoft.com/office/word/2018/wordml" xmlns:w16sdtdh="http://schemas.microsoft.com/office/word/2020/wordml/sdtdatahash" xmlns:w16se="http://schemas.microsoft.com/office/word/2015/wordml/symex" xmlns:wpg="http://schemas.microsoft.com/office/word/2010/wordprocessingGroup" xmlns:wpi="http://schemas.microsoft.com/office/word/2010/wordprocessingInk" xmlns:wne="http://schemas.microsoft.com/office/word/2006/wordml" xmlns:wps="http://schemas.microsoft.com/office/word/2010/wordprocessingShape" mc:Ignorable="w14 w15 w16se w16cid w16 w16cex w16sdtdh wp14">
   <w:sdt>
     <w:sdtPr>
+      <w:rPr>
+        <w:rFonts w:ascii="標楷體" w:eastAsia="標楷體" w:hAnsi="標楷體"/>
+      </w:rPr>
       <w:id w:val="-1369898261"/>
       <w:docPartObj>
         <w:docPartGallery w:val="Page Numbers (Bottom of Page)"/>
         <w:docPartUnique/>
       </w:docPartObj>
     </w:sdtPr>
+    <w:sdtEndPr/>
     <w:sdtContent>
       <w:p>
         <w:pPr>
           <w:pStyle w:val="a9"/>
           <w:jc w:val="right"/>
+          <w:rPr>
+            <w:rFonts w:ascii="標楷體" w:eastAsia="標楷體" w:hAnsi="標楷體"/>
+          </w:rPr>
         </w:pPr>
         <w:r>
           <w:rPr>
-            <w:rFonts w:hint="eastAsia"/>
+            <w:rFonts w:ascii="標楷體" w:eastAsia="標楷體" w:hAnsi="標楷體" w:hint="eastAsia"/>
           </w:rPr>
           <w:t>余光中《鄉愁》</w:t>
         </w:r>
         <w:r>
+          <w:rPr>
+            <w:rFonts w:ascii="標楷體" w:eastAsia="標楷體" w:hAnsi="標楷體"/>
+          </w:rPr>
           <w:fldChar w:fldCharType="begin"/>
         </w:r>
         <w:r>
+          <w:rPr>
+            <w:rFonts w:ascii="標楷體" w:eastAsia="標楷體" w:hAnsi="標楷體"/>
+          </w:rPr>
           <w:instrText>PAGE   \* MERGEFORMAT</w:instrText>
         </w:r>
         <w:r>
+          <w:rPr>
+            <w:rFonts w:ascii="標楷體" w:eastAsia="標楷體" w:hAnsi="標楷體"/>
+          </w:rPr>
           <w:fldChar w:fldCharType="separate"/>
         </w:r>
         <w:r>
           <w:rPr>
+            <w:rFonts w:ascii="標楷體" w:eastAsia="標楷體" w:hAnsi="標楷體"/>
             <w:lang w:val="zh-TW"/>
           </w:rPr>
           <w:t>2</w:t>
         </w:r>
         <w:r>
+          <w:rPr>
+            <w:rFonts w:ascii="標楷體" w:eastAsia="標楷體" w:hAnsi="標楷體"/>
+          </w:rPr>
           <w:fldChar w:fldCharType="end"/>
         </w:r>
       </w:p>
@@ -3293,7 +2433,7 @@
 </file>
 
 <file path=word/footnotes.xml><?xml version="1.0" encoding="utf-8"?>
-<w:footnotes xmlns:wpc="http://schemas.microsoft.com/office/word/2010/wordprocessingCanvas" xmlns:cx="http://schemas.microsoft.com/office/drawing/2014/chartex" xmlns:cx1="http://schemas.microsoft.com/office/drawing/2015/9/8/chartex" xmlns:cx2="http://schemas.microsoft.com/office/drawing/2015/10/21/chartex" xmlns:cx3="http://schemas.microsoft.com/office/drawing/2016/5/9/chartex" xmlns:cx4="http://schemas.microsoft.com/office/drawing/2016/5/10/chartex" xmlns:cx5="http://schemas.microsoft.com/office/drawing/2016/5/11/chartex" xmlns:cx6="http://schemas.microsoft.com/office/drawing/2016/5/12/chartex" xmlns:cx7="http://schemas.microsoft.com/office/drawing/2016/5/13/chartex" xmlns:cx8="http://schemas.microsoft.com/office/drawing/2016/5/14/chartex" xmlns:mc="http://schemas.openxmlformats.org/markup-compatibility/2006" xmlns:aink="http://schemas.microsoft.com/office/drawing/2016/ink" xmlns:am3d="http://schemas.microsoft.com/office/drawing/2017/model3d" xmlns:o="urn:schemas-microsoft-com:office:office" xmlns:oel="http://schemas.microsoft.com/office/2019/extlst" xmlns:r="http://schemas.openxmlformats.org/officeDocument/2006/relationships" xmlns:m="http://schemas.openxmlformats.org/officeDocument/2006/math" xmlns:v="urn:schemas-microsoft-com:vml" xmlns:wp14="http://schemas.microsoft.com/office/word/2010/wordprocessingDrawing" xmlns:wp="http://schemas.openxmlformats.org/drawingml/2006/wordprocessingDrawing" xmlns:w10="urn:schemas-microsoft-com:office:word" xmlns:w="http://schemas.openxmlformats.org/wordprocessingml/2006/main" xmlns:w14="http://schemas.microsoft.com/office/word/2010/wordml" xmlns:w15="http://schemas.microsoft.com/office/word/2012/wordml" xmlns:w16cex="http://schemas.microsoft.com/office/word/2018/wordml/cex" xmlns:w16cid="http://schemas.microsoft.com/office/word/2016/wordml/cid" xmlns:w16="http://schemas.microsoft.com/office/word/2018/wordml" xmlns:w16sdtdh="http://schemas.microsoft.com/office/word/2020/wordml/sdtdatahash" xmlns:w16se="http://schemas.microsoft.com/office/word/2015/wordml/symex" xmlns:wpg="http://schemas.microsoft.com/office/word/2010/wordprocessingGroup" xmlns:wpi="http://schemas.microsoft.com/office/word/2010/wordprocessingInk" xmlns:wne="http://schemas.microsoft.com/office/word/2006/wordml" xmlns:wps="http://schemas.microsoft.com/office/word/2010/wordprocessingShape" mc:Ignorable="w14 w15 w16se w16cid w16 w16cex w16sdtdh wp14">
+<w:footnotes xmlns:wpc="http://schemas.microsoft.com/office/word/2010/wordprocessingCanvas" xmlns:cx="http://schemas.microsoft.com/office/drawing/2014/chartex" xmlns:cx1="http://schemas.microsoft.com/office/drawing/2015/9/8/chartex" xmlns:cx2="http://schemas.microsoft.com/office/drawing/2015/10/21/chartex" xmlns:cx3="http://schemas.microsoft.com/office/drawing/2016/5/9/chartex" xmlns:cx4="http://schemas.microsoft.com/office/drawing/2016/5/10/chartex" xmlns:cx5="http://schemas.microsoft.com/office/drawing/2016/5/11/chartex" xmlns:cx6="http://schemas.microsoft.com/office/drawing/2016/5/12/chartex" xmlns:cx7="http://schemas.microsoft.com/office/drawing/2016/5/13/chartex" xmlns:cx8="http://schemas.microsoft.com/office/drawing/2016/5/14/chartex" xmlns:mc="http://schemas.openxmlformats.org/markup-compatibility/2006" xmlns:aink="http://schemas.microsoft.com/office/drawing/2016/ink" xmlns:am3d="http://schemas.microsoft.com/office/drawing/2017/model3d" xmlns:o="urn:schemas-microsoft-com:office:office" xmlns:r="http://schemas.openxmlformats.org/officeDocument/2006/relationships" xmlns:m="http://schemas.openxmlformats.org/officeDocument/2006/math" xmlns:v="urn:schemas-microsoft-com:vml" xmlns:wp14="http://schemas.microsoft.com/office/word/2010/wordprocessingDrawing" xmlns:wp="http://schemas.openxmlformats.org/drawingml/2006/wordprocessingDrawing" xmlns:w10="urn:schemas-microsoft-com:office:word" xmlns:w="http://schemas.openxmlformats.org/wordprocessingml/2006/main" xmlns:w14="http://schemas.microsoft.com/office/word/2010/wordml" xmlns:w15="http://schemas.microsoft.com/office/word/2012/wordml" xmlns:w16cex="http://schemas.microsoft.com/office/word/2018/wordml/cex" xmlns:w16cid="http://schemas.microsoft.com/office/word/2016/wordml/cid" xmlns:w16="http://schemas.microsoft.com/office/word/2018/wordml" xmlns:w16sdtdh="http://schemas.microsoft.com/office/word/2020/wordml/sdtdatahash" xmlns:w16se="http://schemas.microsoft.com/office/word/2015/wordml/symex" xmlns:wpg="http://schemas.microsoft.com/office/word/2010/wordprocessingGroup" xmlns:wpi="http://schemas.microsoft.com/office/word/2010/wordprocessingInk" xmlns:wne="http://schemas.microsoft.com/office/word/2006/wordml" xmlns:wps="http://schemas.microsoft.com/office/word/2010/wordprocessingShape" mc:Ignorable="w14 w15 w16se w16cid w16 w16cex w16sdtdh wp14">
   <w:footnote w:type="separator" w:id="-1">
     <w:p>
       <w:r>
@@ -3312,7 +2452,7 @@
 </file>
 
 <file path=word/numbering.xml><?xml version="1.0" encoding="utf-8"?>
-<w:numbering xmlns:wpc="http://schemas.microsoft.com/office/word/2010/wordprocessingCanvas" xmlns:cx="http://schemas.microsoft.com/office/drawing/2014/chartex" xmlns:cx1="http://schemas.microsoft.com/office/drawing/2015/9/8/chartex" xmlns:cx2="http://schemas.microsoft.com/office/drawing/2015/10/21/chartex" xmlns:cx3="http://schemas.microsoft.com/office/drawing/2016/5/9/chartex" xmlns:cx4="http://schemas.microsoft.com/office/drawing/2016/5/10/chartex" xmlns:cx5="http://schemas.microsoft.com/office/drawing/2016/5/11/chartex" xmlns:cx6="http://schemas.microsoft.com/office/drawing/2016/5/12/chartex" xmlns:cx7="http://schemas.microsoft.com/office/drawing/2016/5/13/chartex" xmlns:cx8="http://schemas.microsoft.com/office/drawing/2016/5/14/chartex" xmlns:mc="http://schemas.openxmlformats.org/markup-compatibility/2006" xmlns:aink="http://schemas.microsoft.com/office/drawing/2016/ink" xmlns:am3d="http://schemas.microsoft.com/office/drawing/2017/model3d" xmlns:o="urn:schemas-microsoft-com:office:office" xmlns:oel="http://schemas.microsoft.com/office/2019/extlst" xmlns:r="http://schemas.openxmlformats.org/officeDocument/2006/relationships" xmlns:m="http://schemas.openxmlformats.org/officeDocument/2006/math" xmlns:v="urn:schemas-microsoft-com:vml" xmlns:wp14="http://schemas.microsoft.com/office/word/2010/wordprocessingDrawing" xmlns:wp="http://schemas.openxmlformats.org/drawingml/2006/wordprocessingDrawing" xmlns:w10="urn:schemas-microsoft-com:office:word" xmlns:w="http://schemas.openxmlformats.org/wordprocessingml/2006/main" xmlns:w14="http://schemas.microsoft.com/office/word/2010/wordml" xmlns:w15="http://schemas.microsoft.com/office/word/2012/wordml" xmlns:w16cex="http://schemas.microsoft.com/office/word/2018/wordml/cex" xmlns:w16cid="http://schemas.microsoft.com/office/word/2016/wordml/cid" xmlns:w16="http://schemas.microsoft.com/office/word/2018/wordml" xmlns:w16sdtdh="http://schemas.microsoft.com/office/word/2020/wordml/sdtdatahash" xmlns:w16se="http://schemas.microsoft.com/office/word/2015/wordml/symex" xmlns:wpg="http://schemas.microsoft.com/office/word/2010/wordprocessingGroup" xmlns:wpi="http://schemas.microsoft.com/office/word/2010/wordprocessingInk" xmlns:wne="http://schemas.microsoft.com/office/word/2006/wordml" xmlns:wps="http://schemas.microsoft.com/office/word/2010/wordprocessingShape" mc:Ignorable="w14 w15 w16se w16cid w16 w16cex w16sdtdh wp14">
+<w:numbering xmlns:wpc="http://schemas.microsoft.com/office/word/2010/wordprocessingCanvas" xmlns:cx="http://schemas.microsoft.com/office/drawing/2014/chartex" xmlns:cx1="http://schemas.microsoft.com/office/drawing/2015/9/8/chartex" xmlns:cx2="http://schemas.microsoft.com/office/drawing/2015/10/21/chartex" xmlns:cx3="http://schemas.microsoft.com/office/drawing/2016/5/9/chartex" xmlns:cx4="http://schemas.microsoft.com/office/drawing/2016/5/10/chartex" xmlns:cx5="http://schemas.microsoft.com/office/drawing/2016/5/11/chartex" xmlns:cx6="http://schemas.microsoft.com/office/drawing/2016/5/12/chartex" xmlns:cx7="http://schemas.microsoft.com/office/drawing/2016/5/13/chartex" xmlns:cx8="http://schemas.microsoft.com/office/drawing/2016/5/14/chartex" xmlns:mc="http://schemas.openxmlformats.org/markup-compatibility/2006" xmlns:aink="http://schemas.microsoft.com/office/drawing/2016/ink" xmlns:am3d="http://schemas.microsoft.com/office/drawing/2017/model3d" xmlns:o="urn:schemas-microsoft-com:office:office" xmlns:r="http://schemas.openxmlformats.org/officeDocument/2006/relationships" xmlns:m="http://schemas.openxmlformats.org/officeDocument/2006/math" xmlns:v="urn:schemas-microsoft-com:vml" xmlns:wp14="http://schemas.microsoft.com/office/word/2010/wordprocessingDrawing" xmlns:wp="http://schemas.openxmlformats.org/drawingml/2006/wordprocessingDrawing" xmlns:w10="urn:schemas-microsoft-com:office:word" xmlns:w="http://schemas.openxmlformats.org/wordprocessingml/2006/main" xmlns:w14="http://schemas.microsoft.com/office/word/2010/wordml" xmlns:w15="http://schemas.microsoft.com/office/word/2012/wordml" xmlns:w16cex="http://schemas.microsoft.com/office/word/2018/wordml/cex" xmlns:w16cid="http://schemas.microsoft.com/office/word/2016/wordml/cid" xmlns:w16="http://schemas.microsoft.com/office/word/2018/wordml" xmlns:w16sdtdh="http://schemas.microsoft.com/office/word/2020/wordml/sdtdatahash" xmlns:w16se="http://schemas.microsoft.com/office/word/2015/wordml/symex" xmlns:wpg="http://schemas.microsoft.com/office/word/2010/wordprocessingGroup" xmlns:wpi="http://schemas.microsoft.com/office/word/2010/wordprocessingInk" xmlns:wne="http://schemas.microsoft.com/office/word/2006/wordml" xmlns:wps="http://schemas.microsoft.com/office/word/2010/wordprocessingShape" mc:Ignorable="w14 w15 w16se w16cid w16 w16cex w16sdtdh wp14">
   <w:abstractNum w:abstractNumId="0" w15:restartNumberingAfterBreak="0">
     <w:nsid w:val="0910687E"/>
     <w:multiLevelType w:val="hybridMultilevel"/>
@@ -3691,16 +2831,16 @@
       </w:rPr>
     </w:lvl>
   </w:abstractNum>
-  <w:num w:numId="1" w16cid:durableId="1488210907">
+  <w:num w:numId="1">
     <w:abstractNumId w:val="2"/>
   </w:num>
-  <w:num w:numId="2" w16cid:durableId="1429690629">
+  <w:num w:numId="2">
     <w:abstractNumId w:val="0"/>
   </w:num>
-  <w:num w:numId="3" w16cid:durableId="1860075320">
+  <w:num w:numId="3">
     <w:abstractNumId w:val="3"/>
   </w:num>
-  <w:num w:numId="4" w16cid:durableId="422803997">
+  <w:num w:numId="4">
     <w:abstractNumId w:val="1"/>
   </w:num>
 </w:numbering>
